--- a/documents/demo-scripts/08_Qlik_Predict.docx
+++ b/documents/demo-scripts/08_Qlik_Predict.docx
@@ -310,7 +310,7 @@
           <w:sz w:val="26"/>
           <w:szCs w:val="26"/>
         </w:rPr>
-        <w:t xml:space="preserve">Model 1: Spoilage Risk Predictor</w:t>
+        <w:t xml:space="preserve">Demo Methodology: Tell → Show → Tell</w:t>
       </w:r>
     </w:p>
     <w:tbl>
@@ -332,279 +332,69 @@
       <w:tr>
         <w:tc>
           <w:tcPr>
-            <w:tcW w:type="pct" w:w="30%"/>
+            <w:tcW w:type="pct" w:w="2%"/>
+            <w:tcBorders>
+              <w:top w:val="none"/>
+              <w:left w:val="none"/>
+              <w:bottom w:val="none"/>
+              <w:right w:val="none"/>
+            </w:tcBorders>
             <w:shd w:color="19416C" w:val="solid"/>
+          </w:tcPr>
+          <w:p>
+            <w:pPr>
+              <w:spacing w:after="0"/>
+            </w:pPr>
+            <w:r>
+              <w:rPr>
+                <w:sz w:val="10"/>
+                <w:szCs w:val="10"/>
+              </w:rPr>
+              <w:t xml:space="preserve"> </w:t>
+            </w:r>
+          </w:p>
+        </w:tc>
+        <w:tc>
+          <w:tcPr>
+            <w:tcW w:type="pct" w:w="98%"/>
+            <w:shd w:color="E3EAF3" w:val="solid"/>
             <w:tcMar>
-              <w:top w:type="dxa" w:w="40"/>
-              <w:left w:type="dxa" w:w="100"/>
-              <w:bottom w:type="dxa" w:w="40"/>
-              <w:right w:type="dxa" w:w="100"/>
+              <w:top w:type="dxa" w:w="60"/>
+              <w:left w:type="dxa" w:w="120"/>
+              <w:bottom w:type="dxa" w:w="60"/>
+              <w:right w:type="dxa" w:w="120"/>
             </w:tcMar>
           </w:tcPr>
           <w:p>
             <w:pPr>
-              <w:spacing w:after="0"/>
+              <w:spacing w:after="40"/>
             </w:pPr>
             <w:r>
               <w:rPr>
                 <w:rFonts w:ascii="Inter" w:cs="Inter" w:eastAsia="Inter" w:hAnsi="Inter"/>
                 <w:b/>
                 <w:bCs/>
-                <w:color w:val="FFFFFF"/>
-                <w:sz w:val="20"/>
-                <w:szCs w:val="20"/>
-              </w:rPr>
-              <w:t xml:space="preserve">Data Source</w:t>
-            </w:r>
-          </w:p>
-        </w:tc>
-        <w:tc>
-          <w:tcPr>
-            <w:tcW w:type="pct" w:w="70%"/>
-            <w:shd w:color="F6F7F8" w:val="solid"/>
-            <w:tcMar>
-              <w:top w:type="dxa" w:w="40"/>
-              <w:left w:type="dxa" w:w="100"/>
-              <w:bottom w:type="dxa" w:w="40"/>
-              <w:right w:type="dxa" w:w="100"/>
-            </w:tcMar>
-          </w:tcPr>
-          <w:p>
-            <w:pPr>
-              <w:spacing w:after="0"/>
-            </w:pPr>
-            <w:r>
-              <w:rPr>
-                <w:rFonts w:ascii="Inter" w:cs="Inter" w:eastAsia="Inter" w:hAnsi="Inter"/>
+                <w:color w:val="19416C"/>
+                <w:sz w:val="18"/>
+                <w:szCs w:val="18"/>
+              </w:rPr>
+              <w:t xml:space="preserve">Limbic Opening  (Case Study)</w:t>
+            </w:r>
+          </w:p>
+          <w:p>
+            <w:pPr>
+              <w:spacing w:after="0"/>
+            </w:pPr>
+            <w:r>
+              <w:rPr>
+                <w:rFonts w:ascii="Inter" w:cs="Inter" w:eastAsia="Inter" w:hAnsi="Inter"/>
+                <w:i/>
+                <w:iCs/>
                 <w:color w:val="454659"/>
                 <w:sz w:val="20"/>
                 <w:szCs w:val="20"/>
               </w:rPr>
-              <w:t xml:space="preserve">gold.cold_chain_compliance</w:t>
-            </w:r>
-          </w:p>
-        </w:tc>
-      </w:tr>
-      <w:tr>
-        <w:tc>
-          <w:tcPr>
-            <w:tcW w:type="pct" w:w="30%"/>
-            <w:shd w:color="19416C" w:val="solid"/>
-            <w:tcMar>
-              <w:top w:type="dxa" w:w="40"/>
-              <w:left w:type="dxa" w:w="100"/>
-              <w:bottom w:type="dxa" w:w="40"/>
-              <w:right w:type="dxa" w:w="100"/>
-            </w:tcMar>
-          </w:tcPr>
-          <w:p>
-            <w:pPr>
-              <w:spacing w:after="0"/>
-            </w:pPr>
-            <w:r>
-              <w:rPr>
-                <w:rFonts w:ascii="Inter" w:cs="Inter" w:eastAsia="Inter" w:hAnsi="Inter"/>
-                <w:b/>
-                <w:bCs/>
-                <w:color w:val="FFFFFF"/>
-                <w:sz w:val="20"/>
-                <w:szCs w:val="20"/>
-              </w:rPr>
-              <w:t xml:space="preserve">Target Variable</w:t>
-            </w:r>
-          </w:p>
-        </w:tc>
-        <w:tc>
-          <w:tcPr>
-            <w:tcW w:type="pct" w:w="70%"/>
-            <w:shd w:color="F6F7F8" w:val="solid"/>
-            <w:tcMar>
-              <w:top w:type="dxa" w:w="40"/>
-              <w:left w:type="dxa" w:w="100"/>
-              <w:bottom w:type="dxa" w:w="40"/>
-              <w:right w:type="dxa" w:w="100"/>
-            </w:tcMar>
-          </w:tcPr>
-          <w:p>
-            <w:pPr>
-              <w:spacing w:after="0"/>
-            </w:pPr>
-            <w:r>
-              <w:rPr>
-                <w:rFonts w:ascii="Inter" w:cs="Inter" w:eastAsia="Inter" w:hAnsi="Inter"/>
-                <w:color w:val="454659"/>
-                <w:sz w:val="20"/>
-                <w:szCs w:val="20"/>
-              </w:rPr>
-              <w:t xml:space="preserve">spoilage_risk_score (regression)</w:t>
-            </w:r>
-          </w:p>
-        </w:tc>
-      </w:tr>
-      <w:tr>
-        <w:tc>
-          <w:tcPr>
-            <w:tcW w:type="pct" w:w="30%"/>
-            <w:shd w:color="19416C" w:val="solid"/>
-            <w:tcMar>
-              <w:top w:type="dxa" w:w="40"/>
-              <w:left w:type="dxa" w:w="100"/>
-              <w:bottom w:type="dxa" w:w="40"/>
-              <w:right w:type="dxa" w:w="100"/>
-            </w:tcMar>
-          </w:tcPr>
-          <w:p>
-            <w:pPr>
-              <w:spacing w:after="0"/>
-            </w:pPr>
-            <w:r>
-              <w:rPr>
-                <w:rFonts w:ascii="Inter" w:cs="Inter" w:eastAsia="Inter" w:hAnsi="Inter"/>
-                <w:b/>
-                <w:bCs/>
-                <w:color w:val="FFFFFF"/>
-                <w:sz w:val="20"/>
-                <w:szCs w:val="20"/>
-              </w:rPr>
-              <w:t xml:space="preserve">Key Features</w:t>
-            </w:r>
-          </w:p>
-        </w:tc>
-        <w:tc>
-          <w:tcPr>
-            <w:tcW w:type="pct" w:w="70%"/>
-            <w:shd w:color="F6F7F8" w:val="solid"/>
-            <w:tcMar>
-              <w:top w:type="dxa" w:w="40"/>
-              <w:left w:type="dxa" w:w="100"/>
-              <w:bottom w:type="dxa" w:w="40"/>
-              <w:right w:type="dxa" w:w="100"/>
-            </w:tcMar>
-          </w:tcPr>
-          <w:p>
-            <w:pPr>
-              <w:spacing w:after="0"/>
-            </w:pPr>
-            <w:r>
-              <w:rPr>
-                <w:rFonts w:ascii="Inter" w:cs="Inter" w:eastAsia="Inter" w:hAnsi="Inter"/>
-                <w:color w:val="454659"/>
-                <w:sz w:val="20"/>
-                <w:szCs w:val="20"/>
-              </w:rPr>
-              <w:t xml:space="preserve">max_temp_celsius, exceedance_minutes, humidity, product_category, route_id, season</w:t>
-            </w:r>
-          </w:p>
-        </w:tc>
-      </w:tr>
-      <w:tr>
-        <w:tc>
-          <w:tcPr>
-            <w:tcW w:type="pct" w:w="30%"/>
-            <w:shd w:color="19416C" w:val="solid"/>
-            <w:tcMar>
-              <w:top w:type="dxa" w:w="40"/>
-              <w:left w:type="dxa" w:w="100"/>
-              <w:bottom w:type="dxa" w:w="40"/>
-              <w:right w:type="dxa" w:w="100"/>
-            </w:tcMar>
-          </w:tcPr>
-          <w:p>
-            <w:pPr>
-              <w:spacing w:after="0"/>
-            </w:pPr>
-            <w:r>
-              <w:rPr>
-                <w:rFonts w:ascii="Inter" w:cs="Inter" w:eastAsia="Inter" w:hAnsi="Inter"/>
-                <w:b/>
-                <w:bCs/>
-                <w:color w:val="FFFFFF"/>
-                <w:sz w:val="20"/>
-                <w:szCs w:val="20"/>
-              </w:rPr>
-              <w:t xml:space="preserve">Business Value</w:t>
-            </w:r>
-          </w:p>
-        </w:tc>
-        <w:tc>
-          <w:tcPr>
-            <w:tcW w:type="pct" w:w="70%"/>
-            <w:shd w:color="F6F7F8" w:val="solid"/>
-            <w:tcMar>
-              <w:top w:type="dxa" w:w="40"/>
-              <w:left w:type="dxa" w:w="100"/>
-              <w:bottom w:type="dxa" w:w="40"/>
-              <w:right w:type="dxa" w:w="100"/>
-            </w:tcMar>
-          </w:tcPr>
-          <w:p>
-            <w:pPr>
-              <w:spacing w:after="0"/>
-            </w:pPr>
-            <w:r>
-              <w:rPr>
-                <w:rFonts w:ascii="Inter" w:cs="Inter" w:eastAsia="Inter" w:hAnsi="Inter"/>
-                <w:color w:val="454659"/>
-                <w:sz w:val="20"/>
-                <w:szCs w:val="20"/>
-              </w:rPr>
-              <w:t xml:space="preserve">Predict which in-transit shipments will spoil before they arrive</w:t>
-            </w:r>
-          </w:p>
-        </w:tc>
-      </w:tr>
-      <w:tr>
-        <w:tc>
-          <w:tcPr>
-            <w:tcW w:type="pct" w:w="30%"/>
-            <w:shd w:color="19416C" w:val="solid"/>
-            <w:tcMar>
-              <w:top w:type="dxa" w:w="40"/>
-              <w:left w:type="dxa" w:w="100"/>
-              <w:bottom w:type="dxa" w:w="40"/>
-              <w:right w:type="dxa" w:w="100"/>
-            </w:tcMar>
-          </w:tcPr>
-          <w:p>
-            <w:pPr>
-              <w:spacing w:after="0"/>
-            </w:pPr>
-            <w:r>
-              <w:rPr>
-                <w:rFonts w:ascii="Inter" w:cs="Inter" w:eastAsia="Inter" w:hAnsi="Inter"/>
-                <w:b/>
-                <w:bCs/>
-                <w:color w:val="FFFFFF"/>
-                <w:sz w:val="20"/>
-                <w:szCs w:val="20"/>
-              </w:rPr>
-              <w:t xml:space="preserve">Nightmare</w:t>
-            </w:r>
-          </w:p>
-        </w:tc>
-        <w:tc>
-          <w:tcPr>
-            <w:tcW w:type="pct" w:w="70%"/>
-            <w:shd w:color="F6F7F8" w:val="solid"/>
-            <w:tcMar>
-              <w:top w:type="dxa" w:w="40"/>
-              <w:left w:type="dxa" w:w="100"/>
-              <w:bottom w:type="dxa" w:w="40"/>
-              <w:right w:type="dxa" w:w="100"/>
-            </w:tcMar>
-          </w:tcPr>
-          <w:p>
-            <w:pPr>
-              <w:spacing w:after="0"/>
-            </w:pPr>
-            <w:r>
-              <w:rPr>
-                <w:rFonts w:ascii="Inter" w:cs="Inter" w:eastAsia="Inter" w:hAnsi="Inter"/>
-                <w:color w:val="454659"/>
-                <w:sz w:val="20"/>
-                <w:szCs w:val="20"/>
-              </w:rPr>
-              <w:t xml:space="preserve">#6 — Carrier Data Black Hole (TransFrio fleet change undetected)</w:t>
+              <w:t xml:space="preserve">Last quarter, TransFrio quietly swapped in 12 older trucks on the São Paulo→Buenos Aires route. Nobody noticed until spoilage spiked from 2.1% to 8.8% — $2.48M in losses. The spoilage predictor you're about to see would have flagged the risk shift the moment the new truck data started flowing in.</w:t>
             </w:r>
           </w:p>
         </w:tc>
@@ -612,24 +402,34 @@
     </w:tbl>
     <w:p>
       <w:pPr>
-        <w:spacing w:after="100" w:before="200"/>
+        <w:spacing w:after="80" w:before="80"/>
       </w:pPr>
       <w:r>
         <w:rPr>
           <w:rFonts w:ascii="Inter" w:cs="Inter" w:eastAsia="Inter" w:hAnsi="Inter"/>
           <w:b/>
           <w:bCs/>
-          <w:color w:val="19416C"/>
-          <w:sz w:val="22"/>
-          <w:szCs w:val="22"/>
-        </w:rPr>
-        <w:t xml:space="preserve">Demo Walk-Through: Spoilage Model</w:t>
+          <w:color w:val="10CFC9"/>
+          <w:sz w:val="20"/>
+          <w:szCs w:val="20"/>
+        </w:rPr>
+        <w:t xml:space="preserve">Ask the audience: </w:t>
+      </w:r>
+      <w:r>
+        <w:rPr>
+          <w:rFonts w:ascii="Inter" w:cs="Inter" w:eastAsia="Inter" w:hAnsi="Inter"/>
+          <w:i/>
+          <w:iCs/>
+          <w:color w:val="454659"/>
+          <w:sz w:val="20"/>
+          <w:szCs w:val="20"/>
+        </w:rPr>
+        <w:t xml:space="preserve">"Does your team currently use any predictive models for operational risk, or is it mostly reactive?"</w:t>
       </w:r>
     </w:p>
     <w:p>
       <w:pPr>
-        <w:spacing w:after="80"/>
-        <w:ind w:left="431"/>
+        <w:spacing w:after="120" w:before="280"/>
       </w:pPr>
       <w:r>
         <w:rPr>
@@ -637,161 +437,10 @@
           <w:b/>
           <w:bCs/>
           <w:color w:val="006580"/>
-          <w:sz w:val="21"/>
-          <w:szCs w:val="21"/>
-        </w:rPr>
-        <w:t xml:space="preserve">1. </w:t>
-      </w:r>
-      <w:r>
-        <w:rPr>
-          <w:rFonts w:ascii="Inter" w:cs="Inter" w:eastAsia="Inter" w:hAnsi="Inter"/>
-          <w:b w:val="false"/>
-          <w:bCs w:val="false"/>
-          <w:color w:val="454659"/>
-          <w:sz w:val="21"/>
-          <w:szCs w:val="21"/>
-        </w:rPr>
-        <w:t xml:space="preserve">Navigate to Qlik Predict &gt; Create Experiment</w:t>
-      </w:r>
-    </w:p>
-    <w:p>
-      <w:pPr>
-        <w:spacing w:after="80"/>
-        <w:ind w:left="431"/>
-      </w:pPr>
-      <w:r>
-        <w:rPr>
-          <w:rFonts w:ascii="Inter" w:cs="Inter" w:eastAsia="Inter" w:hAnsi="Inter"/>
-          <w:b/>
-          <w:bCs/>
-          <w:color w:val="006580"/>
-          <w:sz w:val="21"/>
-          <w:szCs w:val="21"/>
-        </w:rPr>
-        <w:t xml:space="preserve">2. </w:t>
-      </w:r>
-      <w:r>
-        <w:rPr>
-          <w:rFonts w:ascii="Inter" w:cs="Inter" w:eastAsia="Inter" w:hAnsi="Inter"/>
-          <w:b w:val="false"/>
-          <w:bCs w:val="false"/>
-          <w:color w:val="454659"/>
-          <w:sz w:val="21"/>
-          <w:szCs w:val="21"/>
-        </w:rPr>
-        <w:t xml:space="preserve">Select data source: gold.cold_chain_compliance</w:t>
-      </w:r>
-    </w:p>
-    <w:p>
-      <w:pPr>
-        <w:spacing w:after="80"/>
-        <w:ind w:left="431"/>
-      </w:pPr>
-      <w:r>
-        <w:rPr>
-          <w:rFonts w:ascii="Inter" w:cs="Inter" w:eastAsia="Inter" w:hAnsi="Inter"/>
-          <w:b/>
-          <w:bCs/>
-          <w:color w:val="006580"/>
-          <w:sz w:val="21"/>
-          <w:szCs w:val="21"/>
-        </w:rPr>
-        <w:t xml:space="preserve">3. </w:t>
-      </w:r>
-      <w:r>
-        <w:rPr>
-          <w:rFonts w:ascii="Inter" w:cs="Inter" w:eastAsia="Inter" w:hAnsi="Inter"/>
-          <w:b w:val="false"/>
-          <w:bCs w:val="false"/>
-          <w:color w:val="454659"/>
-          <w:sz w:val="21"/>
-          <w:szCs w:val="21"/>
-        </w:rPr>
-        <w:t xml:space="preserve">Select target: spoilage_risk_score</w:t>
-      </w:r>
-    </w:p>
-    <w:p>
-      <w:pPr>
-        <w:spacing w:after="80"/>
-        <w:ind w:left="431"/>
-      </w:pPr>
-      <w:r>
-        <w:rPr>
-          <w:rFonts w:ascii="Inter" w:cs="Inter" w:eastAsia="Inter" w:hAnsi="Inter"/>
-          <w:b/>
-          <w:bCs/>
-          <w:color w:val="006580"/>
-          <w:sz w:val="21"/>
-          <w:szCs w:val="21"/>
-        </w:rPr>
-        <w:t xml:space="preserve">4. </w:t>
-      </w:r>
-      <w:r>
-        <w:rPr>
-          <w:rFonts w:ascii="Inter" w:cs="Inter" w:eastAsia="Inter" w:hAnsi="Inter"/>
-          <w:b w:val="false"/>
-          <w:bCs w:val="false"/>
-          <w:color w:val="454659"/>
-          <w:sz w:val="21"/>
-          <w:szCs w:val="21"/>
-        </w:rPr>
-        <w:t xml:space="preserve">Review auto-selected features — note max_temp_celsius and route_id as top predictors</w:t>
-      </w:r>
-    </w:p>
-    <w:p>
-      <w:pPr>
-        <w:spacing w:after="80"/>
-        <w:ind w:left="431"/>
-      </w:pPr>
-      <w:r>
-        <w:rPr>
-          <w:rFonts w:ascii="Inter" w:cs="Inter" w:eastAsia="Inter" w:hAnsi="Inter"/>
-          <w:b/>
-          <w:bCs/>
-          <w:color w:val="006580"/>
-          <w:sz w:val="21"/>
-          <w:szCs w:val="21"/>
-        </w:rPr>
-        <w:t xml:space="preserve">5. </w:t>
-      </w:r>
-      <w:r>
-        <w:rPr>
-          <w:rFonts w:ascii="Inter" w:cs="Inter" w:eastAsia="Inter" w:hAnsi="Inter"/>
-          <w:b w:val="false"/>
-          <w:bCs w:val="false"/>
-          <w:color w:val="454659"/>
-          <w:sz w:val="21"/>
-          <w:szCs w:val="21"/>
-        </w:rPr>
-        <w:t xml:space="preserve">Train model — show AutoML trying multiple algorithms</w:t>
-      </w:r>
-    </w:p>
-    <w:p>
-      <w:pPr>
-        <w:spacing w:after="80"/>
-        <w:ind w:left="431"/>
-      </w:pPr>
-      <w:r>
-        <w:rPr>
-          <w:rFonts w:ascii="Inter" w:cs="Inter" w:eastAsia="Inter" w:hAnsi="Inter"/>
-          <w:b/>
-          <w:bCs/>
-          <w:color w:val="006580"/>
-          <w:sz w:val="21"/>
-          <w:szCs w:val="21"/>
-        </w:rPr>
-        <w:t xml:space="preserve">6. </w:t>
-      </w:r>
-      <w:r>
-        <w:rPr>
-          <w:rFonts w:ascii="Inter" w:cs="Inter" w:eastAsia="Inter" w:hAnsi="Inter"/>
-          <w:b w:val="false"/>
-          <w:bCs w:val="false"/>
-          <w:color w:val="454659"/>
-          <w:sz w:val="21"/>
-          <w:szCs w:val="21"/>
-        </w:rPr>
-        <w:t xml:space="preserve">Review results: feature importance chart</w:t>
+          <w:sz w:val="26"/>
+          <w:szCs w:val="26"/>
+        </w:rPr>
+        <w:t xml:space="preserve">Model 1: Spoilage Risk Predictor</w:t>
       </w:r>
     </w:p>
     <w:tbl>
@@ -813,37 +462,41 @@
       <w:tr>
         <w:tc>
           <w:tcPr>
-            <w:tcW w:type="pct" w:w="1%"/>
-            <w:tcBorders>
-              <w:top w:val="none"/>
-              <w:left w:val="none"/>
-              <w:bottom w:val="none"/>
-              <w:right w:val="none"/>
-            </w:tcBorders>
-            <w:shd w:color="009845" w:val="solid"/>
-          </w:tcPr>
-          <w:p>
-            <w:pPr>
-              <w:spacing w:after="0"/>
-            </w:pPr>
-            <w:r>
-              <w:rPr>
-                <w:sz w:val="10"/>
-                <w:szCs w:val="10"/>
-              </w:rPr>
-              <w:t xml:space="preserve"> </w:t>
-            </w:r>
-          </w:p>
-        </w:tc>
-        <w:tc>
-          <w:tcPr>
-            <w:tcW w:type="pct" w:w="99%"/>
+            <w:tcW w:type="pct" w:w="30%"/>
+            <w:shd w:color="19416C" w:val="solid"/>
+            <w:tcMar>
+              <w:top w:type="dxa" w:w="40"/>
+              <w:left w:type="dxa" w:w="100"/>
+              <w:bottom w:type="dxa" w:w="40"/>
+              <w:right w:type="dxa" w:w="100"/>
+            </w:tcMar>
+          </w:tcPr>
+          <w:p>
+            <w:pPr>
+              <w:spacing w:after="0"/>
+            </w:pPr>
+            <w:r>
+              <w:rPr>
+                <w:rFonts w:ascii="Inter" w:cs="Inter" w:eastAsia="Inter" w:hAnsi="Inter"/>
+                <w:b/>
+                <w:bCs/>
+                <w:color w:val="FFFFFF"/>
+                <w:sz w:val="20"/>
+                <w:szCs w:val="20"/>
+              </w:rPr>
+              <w:t xml:space="preserve">Data Source</w:t>
+            </w:r>
+          </w:p>
+        </w:tc>
+        <w:tc>
+          <w:tcPr>
+            <w:tcW w:type="pct" w:w="70%"/>
             <w:shd w:color="F6F7F8" w:val="solid"/>
             <w:tcMar>
-              <w:top w:type="dxa" w:w="80"/>
-              <w:left w:type="dxa" w:w="120"/>
-              <w:bottom w:type="dxa" w:w="80"/>
-              <w:right w:type="dxa" w:w="120"/>
+              <w:top w:type="dxa" w:w="40"/>
+              <w:left w:type="dxa" w:w="100"/>
+              <w:bottom w:type="dxa" w:w="40"/>
+              <w:right w:type="dxa" w:w="100"/>
             </w:tcMar>
           </w:tcPr>
           <w:p>
@@ -857,12 +510,252 @@
                 <w:sz w:val="20"/>
                 <w:szCs w:val="20"/>
               </w:rPr>
-              <w:t xml:space="preserve">Key insight: route_id = GRU-BA appears as a top predictor. The model learned that the Sao Paulo to Buenos Aires route has 4x the spoilage rate — because TransFrio replaced 6 trucks with new Thermo King X4 7500 units that require a different startup procedure.</w:t>
+              <w:t xml:space="preserve">gold.cold_chain_compliance</w:t>
+            </w:r>
+          </w:p>
+        </w:tc>
+      </w:tr>
+      <w:tr>
+        <w:tc>
+          <w:tcPr>
+            <w:tcW w:type="pct" w:w="30%"/>
+            <w:shd w:color="19416C" w:val="solid"/>
+            <w:tcMar>
+              <w:top w:type="dxa" w:w="40"/>
+              <w:left w:type="dxa" w:w="100"/>
+              <w:bottom w:type="dxa" w:w="40"/>
+              <w:right w:type="dxa" w:w="100"/>
+            </w:tcMar>
+          </w:tcPr>
+          <w:p>
+            <w:pPr>
+              <w:spacing w:after="0"/>
+            </w:pPr>
+            <w:r>
+              <w:rPr>
+                <w:rFonts w:ascii="Inter" w:cs="Inter" w:eastAsia="Inter" w:hAnsi="Inter"/>
+                <w:b/>
+                <w:bCs/>
+                <w:color w:val="FFFFFF"/>
+                <w:sz w:val="20"/>
+                <w:szCs w:val="20"/>
+              </w:rPr>
+              <w:t xml:space="preserve">Target Variable</w:t>
+            </w:r>
+          </w:p>
+        </w:tc>
+        <w:tc>
+          <w:tcPr>
+            <w:tcW w:type="pct" w:w="70%"/>
+            <w:shd w:color="F6F7F8" w:val="solid"/>
+            <w:tcMar>
+              <w:top w:type="dxa" w:w="40"/>
+              <w:left w:type="dxa" w:w="100"/>
+              <w:bottom w:type="dxa" w:w="40"/>
+              <w:right w:type="dxa" w:w="100"/>
+            </w:tcMar>
+          </w:tcPr>
+          <w:p>
+            <w:pPr>
+              <w:spacing w:after="0"/>
+            </w:pPr>
+            <w:r>
+              <w:rPr>
+                <w:rFonts w:ascii="Inter" w:cs="Inter" w:eastAsia="Inter" w:hAnsi="Inter"/>
+                <w:color w:val="454659"/>
+                <w:sz w:val="20"/>
+                <w:szCs w:val="20"/>
+              </w:rPr>
+              <w:t xml:space="preserve">spoilage_risk_score (regression)</w:t>
+            </w:r>
+          </w:p>
+        </w:tc>
+      </w:tr>
+      <w:tr>
+        <w:tc>
+          <w:tcPr>
+            <w:tcW w:type="pct" w:w="30%"/>
+            <w:shd w:color="19416C" w:val="solid"/>
+            <w:tcMar>
+              <w:top w:type="dxa" w:w="40"/>
+              <w:left w:type="dxa" w:w="100"/>
+              <w:bottom w:type="dxa" w:w="40"/>
+              <w:right w:type="dxa" w:w="100"/>
+            </w:tcMar>
+          </w:tcPr>
+          <w:p>
+            <w:pPr>
+              <w:spacing w:after="0"/>
+            </w:pPr>
+            <w:r>
+              <w:rPr>
+                <w:rFonts w:ascii="Inter" w:cs="Inter" w:eastAsia="Inter" w:hAnsi="Inter"/>
+                <w:b/>
+                <w:bCs/>
+                <w:color w:val="FFFFFF"/>
+                <w:sz w:val="20"/>
+                <w:szCs w:val="20"/>
+              </w:rPr>
+              <w:t xml:space="preserve">Key Features</w:t>
+            </w:r>
+          </w:p>
+        </w:tc>
+        <w:tc>
+          <w:tcPr>
+            <w:tcW w:type="pct" w:w="70%"/>
+            <w:shd w:color="F6F7F8" w:val="solid"/>
+            <w:tcMar>
+              <w:top w:type="dxa" w:w="40"/>
+              <w:left w:type="dxa" w:w="100"/>
+              <w:bottom w:type="dxa" w:w="40"/>
+              <w:right w:type="dxa" w:w="100"/>
+            </w:tcMar>
+          </w:tcPr>
+          <w:p>
+            <w:pPr>
+              <w:spacing w:after="0"/>
+            </w:pPr>
+            <w:r>
+              <w:rPr>
+                <w:rFonts w:ascii="Inter" w:cs="Inter" w:eastAsia="Inter" w:hAnsi="Inter"/>
+                <w:color w:val="454659"/>
+                <w:sz w:val="20"/>
+                <w:szCs w:val="20"/>
+              </w:rPr>
+              <w:t xml:space="preserve">max_temp_celsius, exceedance_minutes, humidity, product_category, route_id, season</w:t>
+            </w:r>
+          </w:p>
+        </w:tc>
+      </w:tr>
+      <w:tr>
+        <w:tc>
+          <w:tcPr>
+            <w:tcW w:type="pct" w:w="30%"/>
+            <w:shd w:color="19416C" w:val="solid"/>
+            <w:tcMar>
+              <w:top w:type="dxa" w:w="40"/>
+              <w:left w:type="dxa" w:w="100"/>
+              <w:bottom w:type="dxa" w:w="40"/>
+              <w:right w:type="dxa" w:w="100"/>
+            </w:tcMar>
+          </w:tcPr>
+          <w:p>
+            <w:pPr>
+              <w:spacing w:after="0"/>
+            </w:pPr>
+            <w:r>
+              <w:rPr>
+                <w:rFonts w:ascii="Inter" w:cs="Inter" w:eastAsia="Inter" w:hAnsi="Inter"/>
+                <w:b/>
+                <w:bCs/>
+                <w:color w:val="FFFFFF"/>
+                <w:sz w:val="20"/>
+                <w:szCs w:val="20"/>
+              </w:rPr>
+              <w:t xml:space="preserve">Business Value</w:t>
+            </w:r>
+          </w:p>
+        </w:tc>
+        <w:tc>
+          <w:tcPr>
+            <w:tcW w:type="pct" w:w="70%"/>
+            <w:shd w:color="F6F7F8" w:val="solid"/>
+            <w:tcMar>
+              <w:top w:type="dxa" w:w="40"/>
+              <w:left w:type="dxa" w:w="100"/>
+              <w:bottom w:type="dxa" w:w="40"/>
+              <w:right w:type="dxa" w:w="100"/>
+            </w:tcMar>
+          </w:tcPr>
+          <w:p>
+            <w:pPr>
+              <w:spacing w:after="0"/>
+            </w:pPr>
+            <w:r>
+              <w:rPr>
+                <w:rFonts w:ascii="Inter" w:cs="Inter" w:eastAsia="Inter" w:hAnsi="Inter"/>
+                <w:color w:val="454659"/>
+                <w:sz w:val="20"/>
+                <w:szCs w:val="20"/>
+              </w:rPr>
+              <w:t xml:space="preserve">Predict which in-transit shipments will spoil before they arrive</w:t>
+            </w:r>
+          </w:p>
+        </w:tc>
+      </w:tr>
+      <w:tr>
+        <w:tc>
+          <w:tcPr>
+            <w:tcW w:type="pct" w:w="30%"/>
+            <w:shd w:color="19416C" w:val="solid"/>
+            <w:tcMar>
+              <w:top w:type="dxa" w:w="40"/>
+              <w:left w:type="dxa" w:w="100"/>
+              <w:bottom w:type="dxa" w:w="40"/>
+              <w:right w:type="dxa" w:w="100"/>
+            </w:tcMar>
+          </w:tcPr>
+          <w:p>
+            <w:pPr>
+              <w:spacing w:after="0"/>
+            </w:pPr>
+            <w:r>
+              <w:rPr>
+                <w:rFonts w:ascii="Inter" w:cs="Inter" w:eastAsia="Inter" w:hAnsi="Inter"/>
+                <w:b/>
+                <w:bCs/>
+                <w:color w:val="FFFFFF"/>
+                <w:sz w:val="20"/>
+                <w:szCs w:val="20"/>
+              </w:rPr>
+              <w:t xml:space="preserve">Nightmare</w:t>
+            </w:r>
+          </w:p>
+        </w:tc>
+        <w:tc>
+          <w:tcPr>
+            <w:tcW w:type="pct" w:w="70%"/>
+            <w:shd w:color="F6F7F8" w:val="solid"/>
+            <w:tcMar>
+              <w:top w:type="dxa" w:w="40"/>
+              <w:left w:type="dxa" w:w="100"/>
+              <w:bottom w:type="dxa" w:w="40"/>
+              <w:right w:type="dxa" w:w="100"/>
+            </w:tcMar>
+          </w:tcPr>
+          <w:p>
+            <w:pPr>
+              <w:spacing w:after="0"/>
+            </w:pPr>
+            <w:r>
+              <w:rPr>
+                <w:rFonts w:ascii="Inter" w:cs="Inter" w:eastAsia="Inter" w:hAnsi="Inter"/>
+                <w:color w:val="454659"/>
+                <w:sz w:val="20"/>
+                <w:szCs w:val="20"/>
+              </w:rPr>
+              <w:t xml:space="preserve">#6 — Carrier Data Black Hole (TransFrio fleet change undetected)</w:t>
             </w:r>
           </w:p>
         </w:tc>
       </w:tr>
     </w:tbl>
+    <w:p>
+      <w:pPr>
+        <w:spacing w:after="100" w:before="200"/>
+      </w:pPr>
+      <w:r>
+        <w:rPr>
+          <w:rFonts w:ascii="Inter" w:cs="Inter" w:eastAsia="Inter" w:hAnsi="Inter"/>
+          <w:b/>
+          <w:bCs/>
+          <w:color w:val="19416C"/>
+          <w:sz w:val="22"/>
+          <w:szCs w:val="22"/>
+        </w:rPr>
+        <w:t xml:space="preserve">Demo Walk-Through: Spoilage Model</w:t>
+      </w:r>
+    </w:p>
     <w:p>
       <w:pPr>
         <w:spacing w:after="80"/>
@@ -877,7 +770,7 @@
           <w:sz w:val="21"/>
           <w:szCs w:val="21"/>
         </w:rPr>
-        <w:t xml:space="preserve">7. </w:t>
+        <w:t xml:space="preserve">1. </w:t>
       </w:r>
       <w:r>
         <w:rPr>
@@ -888,7 +781,7 @@
           <w:sz w:val="21"/>
           <w:szCs w:val="21"/>
         </w:rPr>
-        <w:t xml:space="preserve">Deploy best model to production</w:t>
+        <w:t xml:space="preserve">Navigate to Qlik Predict &gt; Create Experiment</w:t>
       </w:r>
     </w:p>
     <w:p>
@@ -905,7 +798,7 @@
           <w:sz w:val="21"/>
           <w:szCs w:val="21"/>
         </w:rPr>
-        <w:t xml:space="preserve">8. </w:t>
+        <w:t xml:space="preserve">2. </w:t>
       </w:r>
       <w:r>
         <w:rPr>
@@ -916,7 +809,119 @@
           <w:sz w:val="21"/>
           <w:szCs w:val="21"/>
         </w:rPr>
-        <w:t xml:space="preserve">Test prediction on an active GRU-BA shipment:</w:t>
+        <w:t xml:space="preserve">Select data source: gold.cold_chain_compliance</w:t>
+      </w:r>
+    </w:p>
+    <w:p>
+      <w:pPr>
+        <w:spacing w:after="80"/>
+        <w:ind w:left="431"/>
+      </w:pPr>
+      <w:r>
+        <w:rPr>
+          <w:rFonts w:ascii="Inter" w:cs="Inter" w:eastAsia="Inter" w:hAnsi="Inter"/>
+          <w:b/>
+          <w:bCs/>
+          <w:color w:val="006580"/>
+          <w:sz w:val="21"/>
+          <w:szCs w:val="21"/>
+        </w:rPr>
+        <w:t xml:space="preserve">3. </w:t>
+      </w:r>
+      <w:r>
+        <w:rPr>
+          <w:rFonts w:ascii="Inter" w:cs="Inter" w:eastAsia="Inter" w:hAnsi="Inter"/>
+          <w:b w:val="false"/>
+          <w:bCs w:val="false"/>
+          <w:color w:val="454659"/>
+          <w:sz w:val="21"/>
+          <w:szCs w:val="21"/>
+        </w:rPr>
+        <w:t xml:space="preserve">Select target: spoilage_risk_score</w:t>
+      </w:r>
+    </w:p>
+    <w:p>
+      <w:pPr>
+        <w:spacing w:after="80"/>
+        <w:ind w:left="431"/>
+      </w:pPr>
+      <w:r>
+        <w:rPr>
+          <w:rFonts w:ascii="Inter" w:cs="Inter" w:eastAsia="Inter" w:hAnsi="Inter"/>
+          <w:b/>
+          <w:bCs/>
+          <w:color w:val="006580"/>
+          <w:sz w:val="21"/>
+          <w:szCs w:val="21"/>
+        </w:rPr>
+        <w:t xml:space="preserve">4. </w:t>
+      </w:r>
+      <w:r>
+        <w:rPr>
+          <w:rFonts w:ascii="Inter" w:cs="Inter" w:eastAsia="Inter" w:hAnsi="Inter"/>
+          <w:b w:val="false"/>
+          <w:bCs w:val="false"/>
+          <w:color w:val="454659"/>
+          <w:sz w:val="21"/>
+          <w:szCs w:val="21"/>
+        </w:rPr>
+        <w:t xml:space="preserve">Review auto-selected features — note max_temp_celsius and route_id as top predictors</w:t>
+      </w:r>
+    </w:p>
+    <w:p>
+      <w:pPr>
+        <w:spacing w:after="80"/>
+        <w:ind w:left="431"/>
+      </w:pPr>
+      <w:r>
+        <w:rPr>
+          <w:rFonts w:ascii="Inter" w:cs="Inter" w:eastAsia="Inter" w:hAnsi="Inter"/>
+          <w:b/>
+          <w:bCs/>
+          <w:color w:val="006580"/>
+          <w:sz w:val="21"/>
+          <w:szCs w:val="21"/>
+        </w:rPr>
+        <w:t xml:space="preserve">5. </w:t>
+      </w:r>
+      <w:r>
+        <w:rPr>
+          <w:rFonts w:ascii="Inter" w:cs="Inter" w:eastAsia="Inter" w:hAnsi="Inter"/>
+          <w:b w:val="false"/>
+          <w:bCs w:val="false"/>
+          <w:color w:val="454659"/>
+          <w:sz w:val="21"/>
+          <w:szCs w:val="21"/>
+        </w:rPr>
+        <w:t xml:space="preserve">Train model — show AutoML trying multiple algorithms</w:t>
+      </w:r>
+    </w:p>
+    <w:p>
+      <w:pPr>
+        <w:spacing w:after="80"/>
+        <w:ind w:left="431"/>
+      </w:pPr>
+      <w:r>
+        <w:rPr>
+          <w:rFonts w:ascii="Inter" w:cs="Inter" w:eastAsia="Inter" w:hAnsi="Inter"/>
+          <w:b/>
+          <w:bCs/>
+          <w:color w:val="006580"/>
+          <w:sz w:val="21"/>
+          <w:szCs w:val="21"/>
+        </w:rPr>
+        <w:t xml:space="preserve">6. </w:t>
+      </w:r>
+      <w:r>
+        <w:rPr>
+          <w:rFonts w:ascii="Inter" w:cs="Inter" w:eastAsia="Inter" w:hAnsi="Inter"/>
+          <w:b w:val="false"/>
+          <w:bCs w:val="false"/>
+          <w:color w:val="454659"/>
+          <w:sz w:val="21"/>
+          <w:szCs w:val="21"/>
+        </w:rPr>
+        <w:t xml:space="preserve">Review results: feature importance chart</w:t>
       </w:r>
     </w:p>
     <w:tbl>
@@ -938,7 +943,7 @@
       <w:tr>
         <w:tc>
           <w:tcPr>
-            <w:tcW w:type="pct" w:w="2%"/>
+            <w:tcW w:type="pct" w:w="1%"/>
             <w:tcBorders>
               <w:top w:val="none"/>
               <w:left w:val="none"/>
@@ -962,31 +967,15 @@
         </w:tc>
         <w:tc>
           <w:tcPr>
-            <w:tcW w:type="pct" w:w="98%"/>
-            <w:shd w:color="E0F5EA" w:val="solid"/>
+            <w:tcW w:type="pct" w:w="99%"/>
+            <w:shd w:color="F6F7F8" w:val="solid"/>
             <w:tcMar>
-              <w:top w:type="dxa" w:w="60"/>
+              <w:top w:type="dxa" w:w="80"/>
               <w:left w:type="dxa" w:w="120"/>
-              <w:bottom w:type="dxa" w:w="60"/>
+              <w:bottom w:type="dxa" w:w="80"/>
               <w:right w:type="dxa" w:w="120"/>
             </w:tcMar>
           </w:tcPr>
-          <w:p>
-            <w:pPr>
-              <w:spacing w:after="40"/>
-            </w:pPr>
-            <w:r>
-              <w:rPr>
-                <w:rFonts w:ascii="Inter" w:cs="Inter" w:eastAsia="Inter" w:hAnsi="Inter"/>
-                <w:b/>
-                <w:bCs/>
-                <w:color w:val="009845"/>
-                <w:sz w:val="18"/>
-                <w:szCs w:val="18"/>
-              </w:rPr>
-              <w:t xml:space="preserve">Expected Response</w:t>
-            </w:r>
-          </w:p>
           <w:p>
             <w:pPr>
               <w:spacing w:after="0"/>
@@ -998,7 +987,7 @@
                 <w:sz w:val="20"/>
                 <w:szCs w:val="20"/>
               </w:rPr>
-              <w:t xml:space="preserve">Spoilage probability: 78%. Contributing factors: max_temp = 11.2 C (threshold 8 C), exceedance_minutes = 47, route = GRU-BA-001, carrier = TransFrio</w:t>
+              <w:t xml:space="preserve">Key insight: route_id = GRU-BA appears as a top predictor. The model learned that the Sao Paulo to Buenos Aires route has 4x the spoilage rate — because TransFrio replaced 6 trucks with new Thermo King X4 7500 units that require a different startup procedure.</w:t>
             </w:r>
           </w:p>
         </w:tc>
@@ -1006,7 +995,8 @@
     </w:tbl>
     <w:p>
       <w:pPr>
-        <w:spacing w:after="120" w:before="280"/>
+        <w:spacing w:after="80"/>
+        <w:ind w:left="431"/>
       </w:pPr>
       <w:r>
         <w:rPr>
@@ -1014,10 +1004,49 @@
           <w:b/>
           <w:bCs/>
           <w:color w:val="006580"/>
-          <w:sz w:val="26"/>
-          <w:szCs w:val="26"/>
-        </w:rPr>
-        <w:t xml:space="preserve">Model 2: Delivery SLA Predictor</w:t>
+          <w:sz w:val="21"/>
+          <w:szCs w:val="21"/>
+        </w:rPr>
+        <w:t xml:space="preserve">7. </w:t>
+      </w:r>
+      <w:r>
+        <w:rPr>
+          <w:rFonts w:ascii="Inter" w:cs="Inter" w:eastAsia="Inter" w:hAnsi="Inter"/>
+          <w:b w:val="false"/>
+          <w:bCs w:val="false"/>
+          <w:color w:val="454659"/>
+          <w:sz w:val="21"/>
+          <w:szCs w:val="21"/>
+        </w:rPr>
+        <w:t xml:space="preserve">Deploy best model to production</w:t>
+      </w:r>
+    </w:p>
+    <w:p>
+      <w:pPr>
+        <w:spacing w:after="80"/>
+        <w:ind w:left="431"/>
+      </w:pPr>
+      <w:r>
+        <w:rPr>
+          <w:rFonts w:ascii="Inter" w:cs="Inter" w:eastAsia="Inter" w:hAnsi="Inter"/>
+          <w:b/>
+          <w:bCs/>
+          <w:color w:val="006580"/>
+          <w:sz w:val="21"/>
+          <w:szCs w:val="21"/>
+        </w:rPr>
+        <w:t xml:space="preserve">8. </w:t>
+      </w:r>
+      <w:r>
+        <w:rPr>
+          <w:rFonts w:ascii="Inter" w:cs="Inter" w:eastAsia="Inter" w:hAnsi="Inter"/>
+          <w:b w:val="false"/>
+          <w:bCs w:val="false"/>
+          <w:color w:val="454659"/>
+          <w:sz w:val="21"/>
+          <w:szCs w:val="21"/>
+        </w:rPr>
+        <w:t xml:space="preserve">Test prediction on an active GRU-BA shipment:</w:t>
       </w:r>
     </w:p>
     <w:tbl>
@@ -1039,43 +1068,55 @@
       <w:tr>
         <w:tc>
           <w:tcPr>
-            <w:tcW w:type="pct" w:w="30%"/>
-            <w:shd w:color="19416C" w:val="solid"/>
+            <w:tcW w:type="pct" w:w="2%"/>
+            <w:tcBorders>
+              <w:top w:val="none"/>
+              <w:left w:val="none"/>
+              <w:bottom w:val="none"/>
+              <w:right w:val="none"/>
+            </w:tcBorders>
+            <w:shd w:color="009845" w:val="solid"/>
+          </w:tcPr>
+          <w:p>
+            <w:pPr>
+              <w:spacing w:after="0"/>
+            </w:pPr>
+            <w:r>
+              <w:rPr>
+                <w:sz w:val="10"/>
+                <w:szCs w:val="10"/>
+              </w:rPr>
+              <w:t xml:space="preserve"> </w:t>
+            </w:r>
+          </w:p>
+        </w:tc>
+        <w:tc>
+          <w:tcPr>
+            <w:tcW w:type="pct" w:w="98%"/>
+            <w:shd w:color="E0F5EA" w:val="solid"/>
             <w:tcMar>
-              <w:top w:type="dxa" w:w="40"/>
-              <w:left w:type="dxa" w:w="100"/>
-              <w:bottom w:type="dxa" w:w="40"/>
-              <w:right w:type="dxa" w:w="100"/>
+              <w:top w:type="dxa" w:w="60"/>
+              <w:left w:type="dxa" w:w="120"/>
+              <w:bottom w:type="dxa" w:w="60"/>
+              <w:right w:type="dxa" w:w="120"/>
             </w:tcMar>
           </w:tcPr>
           <w:p>
             <w:pPr>
-              <w:spacing w:after="0"/>
+              <w:spacing w:after="40"/>
             </w:pPr>
             <w:r>
               <w:rPr>
                 <w:rFonts w:ascii="Inter" w:cs="Inter" w:eastAsia="Inter" w:hAnsi="Inter"/>
                 <w:b/>
                 <w:bCs/>
-                <w:color w:val="FFFFFF"/>
-                <w:sz w:val="20"/>
-                <w:szCs w:val="20"/>
-              </w:rPr>
-              <w:t xml:space="preserve">Data Source</w:t>
-            </w:r>
-          </w:p>
-        </w:tc>
-        <w:tc>
-          <w:tcPr>
-            <w:tcW w:type="pct" w:w="70%"/>
-            <w:shd w:color="F6F7F8" w:val="solid"/>
-            <w:tcMar>
-              <w:top w:type="dxa" w:w="40"/>
-              <w:left w:type="dxa" w:w="100"/>
-              <w:bottom w:type="dxa" w:w="40"/>
-              <w:right w:type="dxa" w:w="100"/>
-            </w:tcMar>
-          </w:tcPr>
+                <w:color w:val="009845"/>
+                <w:sz w:val="18"/>
+                <w:szCs w:val="18"/>
+              </w:rPr>
+              <w:t xml:space="preserve">Expected Response</w:t>
+            </w:r>
+          </w:p>
           <w:p>
             <w:pPr>
               <w:spacing w:after="0"/>
@@ -1087,231 +1128,7 @@
                 <w:sz w:val="20"/>
                 <w:szCs w:val="20"/>
               </w:rPr>
-              <w:t xml:space="preserve">gold.last_mile_performance</w:t>
-            </w:r>
-          </w:p>
-        </w:tc>
-      </w:tr>
-      <w:tr>
-        <w:tc>
-          <w:tcPr>
-            <w:tcW w:type="pct" w:w="30%"/>
-            <w:shd w:color="19416C" w:val="solid"/>
-            <w:tcMar>
-              <w:top w:type="dxa" w:w="40"/>
-              <w:left w:type="dxa" w:w="100"/>
-              <w:bottom w:type="dxa" w:w="40"/>
-              <w:right w:type="dxa" w:w="100"/>
-            </w:tcMar>
-          </w:tcPr>
-          <w:p>
-            <w:pPr>
-              <w:spacing w:after="0"/>
-            </w:pPr>
-            <w:r>
-              <w:rPr>
-                <w:rFonts w:ascii="Inter" w:cs="Inter" w:eastAsia="Inter" w:hAnsi="Inter"/>
-                <w:b/>
-                <w:bCs/>
-                <w:color w:val="FFFFFF"/>
-                <w:sz w:val="20"/>
-                <w:szCs w:val="20"/>
-              </w:rPr>
-              <w:t xml:space="preserve">Target Variable</w:t>
-            </w:r>
-          </w:p>
-        </w:tc>
-        <w:tc>
-          <w:tcPr>
-            <w:tcW w:type="pct" w:w="70%"/>
-            <w:shd w:color="F6F7F8" w:val="solid"/>
-            <w:tcMar>
-              <w:top w:type="dxa" w:w="40"/>
-              <w:left w:type="dxa" w:w="100"/>
-              <w:bottom w:type="dxa" w:w="40"/>
-              <w:right w:type="dxa" w:w="100"/>
-            </w:tcMar>
-          </w:tcPr>
-          <w:p>
-            <w:pPr>
-              <w:spacing w:after="0"/>
-            </w:pPr>
-            <w:r>
-              <w:rPr>
-                <w:rFonts w:ascii="Inter" w:cs="Inter" w:eastAsia="Inter" w:hAnsi="Inter"/>
-                <w:color w:val="454659"/>
-                <w:sz w:val="20"/>
-                <w:szCs w:val="20"/>
-              </w:rPr>
-              <w:t xml:space="preserve">sla_met (binary classification)</w:t>
-            </w:r>
-          </w:p>
-        </w:tc>
-      </w:tr>
-      <w:tr>
-        <w:tc>
-          <w:tcPr>
-            <w:tcW w:type="pct" w:w="30%"/>
-            <w:shd w:color="19416C" w:val="solid"/>
-            <w:tcMar>
-              <w:top w:type="dxa" w:w="40"/>
-              <w:left w:type="dxa" w:w="100"/>
-              <w:bottom w:type="dxa" w:w="40"/>
-              <w:right w:type="dxa" w:w="100"/>
-            </w:tcMar>
-          </w:tcPr>
-          <w:p>
-            <w:pPr>
-              <w:spacing w:after="0"/>
-            </w:pPr>
-            <w:r>
-              <w:rPr>
-                <w:rFonts w:ascii="Inter" w:cs="Inter" w:eastAsia="Inter" w:hAnsi="Inter"/>
-                <w:b/>
-                <w:bCs/>
-                <w:color w:val="FFFFFF"/>
-                <w:sz w:val="20"/>
-                <w:szCs w:val="20"/>
-              </w:rPr>
-              <w:t xml:space="preserve">Key Features</w:t>
-            </w:r>
-          </w:p>
-        </w:tc>
-        <w:tc>
-          <w:tcPr>
-            <w:tcW w:type="pct" w:w="70%"/>
-            <w:shd w:color="F6F7F8" w:val="solid"/>
-            <w:tcMar>
-              <w:top w:type="dxa" w:w="40"/>
-              <w:left w:type="dxa" w:w="100"/>
-              <w:bottom w:type="dxa" w:w="40"/>
-              <w:right w:type="dxa" w:w="100"/>
-            </w:tcMar>
-          </w:tcPr>
-          <w:p>
-            <w:pPr>
-              <w:spacing w:after="0"/>
-            </w:pPr>
-            <w:r>
-              <w:rPr>
-                <w:rFonts w:ascii="Inter" w:cs="Inter" w:eastAsia="Inter" w:hAnsi="Inter"/>
-                <w:color w:val="454659"/>
-                <w:sz w:val="20"/>
-                <w:szCs w:val="20"/>
-              </w:rPr>
-              <w:t xml:space="preserve">carrier, destination_region, address_quality_score, weight_kg, day_of_week</w:t>
-            </w:r>
-          </w:p>
-        </w:tc>
-      </w:tr>
-      <w:tr>
-        <w:tc>
-          <w:tcPr>
-            <w:tcW w:type="pct" w:w="30%"/>
-            <w:shd w:color="19416C" w:val="solid"/>
-            <w:tcMar>
-              <w:top w:type="dxa" w:w="40"/>
-              <w:left w:type="dxa" w:w="100"/>
-              <w:bottom w:type="dxa" w:w="40"/>
-              <w:right w:type="dxa" w:w="100"/>
-            </w:tcMar>
-          </w:tcPr>
-          <w:p>
-            <w:pPr>
-              <w:spacing w:after="0"/>
-            </w:pPr>
-            <w:r>
-              <w:rPr>
-                <w:rFonts w:ascii="Inter" w:cs="Inter" w:eastAsia="Inter" w:hAnsi="Inter"/>
-                <w:b/>
-                <w:bCs/>
-                <w:color w:val="FFFFFF"/>
-                <w:sz w:val="20"/>
-                <w:szCs w:val="20"/>
-              </w:rPr>
-              <w:t xml:space="preserve">Business Value</w:t>
-            </w:r>
-          </w:p>
-        </w:tc>
-        <w:tc>
-          <w:tcPr>
-            <w:tcW w:type="pct" w:w="70%"/>
-            <w:shd w:color="F6F7F8" w:val="solid"/>
-            <w:tcMar>
-              <w:top w:type="dxa" w:w="40"/>
-              <w:left w:type="dxa" w:w="100"/>
-              <w:bottom w:type="dxa" w:w="40"/>
-              <w:right w:type="dxa" w:w="100"/>
-            </w:tcMar>
-          </w:tcPr>
-          <w:p>
-            <w:pPr>
-              <w:spacing w:after="0"/>
-            </w:pPr>
-            <w:r>
-              <w:rPr>
-                <w:rFonts w:ascii="Inter" w:cs="Inter" w:eastAsia="Inter" w:hAnsi="Inter"/>
-                <w:color w:val="454659"/>
-                <w:sz w:val="20"/>
-                <w:szCs w:val="20"/>
-              </w:rPr>
-              <w:t xml:space="preserve">Predict which shipments will miss delivery SLA at time of order</w:t>
-            </w:r>
-          </w:p>
-        </w:tc>
-      </w:tr>
-      <w:tr>
-        <w:tc>
-          <w:tcPr>
-            <w:tcW w:type="pct" w:w="30%"/>
-            <w:shd w:color="19416C" w:val="solid"/>
-            <w:tcMar>
-              <w:top w:type="dxa" w:w="40"/>
-              <w:left w:type="dxa" w:w="100"/>
-              <w:bottom w:type="dxa" w:w="40"/>
-              <w:right w:type="dxa" w:w="100"/>
-            </w:tcMar>
-          </w:tcPr>
-          <w:p>
-            <w:pPr>
-              <w:spacing w:after="0"/>
-            </w:pPr>
-            <w:r>
-              <w:rPr>
-                <w:rFonts w:ascii="Inter" w:cs="Inter" w:eastAsia="Inter" w:hAnsi="Inter"/>
-                <w:b/>
-                <w:bCs/>
-                <w:color w:val="FFFFFF"/>
-                <w:sz w:val="20"/>
-                <w:szCs w:val="20"/>
-              </w:rPr>
-              <w:t xml:space="preserve">Nightmare</w:t>
-            </w:r>
-          </w:p>
-        </w:tc>
-        <w:tc>
-          <w:tcPr>
-            <w:tcW w:type="pct" w:w="70%"/>
-            <w:shd w:color="F6F7F8" w:val="solid"/>
-            <w:tcMar>
-              <w:top w:type="dxa" w:w="40"/>
-              <w:left w:type="dxa" w:w="100"/>
-              <w:bottom w:type="dxa" w:w="40"/>
-              <w:right w:type="dxa" w:w="100"/>
-            </w:tcMar>
-          </w:tcPr>
-          <w:p>
-            <w:pPr>
-              <w:spacing w:after="0"/>
-            </w:pPr>
-            <w:r>
-              <w:rPr>
-                <w:rFonts w:ascii="Inter" w:cs="Inter" w:eastAsia="Inter" w:hAnsi="Inter"/>
-                <w:color w:val="454659"/>
-                <w:sz w:val="20"/>
-                <w:szCs w:val="20"/>
-              </w:rPr>
-              <w:t xml:space="preserve">#2 — Address Catastrophe (address quality predicts delivery success)</w:t>
+              <w:t xml:space="preserve">Spoilage probability: 78%. Contributing factors: max_temp = 11.2 C (threshold 8 C), exceedance_minutes = 47, route = GRU-BA-001, carrier = TransFrio</w:t>
             </w:r>
           </w:p>
         </w:tc>
@@ -1319,24 +1136,7 @@
     </w:tbl>
     <w:p>
       <w:pPr>
-        <w:spacing w:after="100" w:before="200"/>
-      </w:pPr>
-      <w:r>
-        <w:rPr>
-          <w:rFonts w:ascii="Inter" w:cs="Inter" w:eastAsia="Inter" w:hAnsi="Inter"/>
-          <w:b/>
-          <w:bCs/>
-          <w:color w:val="19416C"/>
-          <w:sz w:val="22"/>
-          <w:szCs w:val="22"/>
-        </w:rPr>
-        <w:t xml:space="preserve">Demo Walk-Through: SLA Model</w:t>
-      </w:r>
-    </w:p>
-    <w:p>
-      <w:pPr>
-        <w:spacing w:after="80"/>
-        <w:ind w:left="431"/>
+        <w:spacing w:after="120" w:before="280"/>
       </w:pPr>
       <w:r>
         <w:rPr>
@@ -1344,77 +1144,10 @@
           <w:b/>
           <w:bCs/>
           <w:color w:val="006580"/>
-          <w:sz w:val="21"/>
-          <w:szCs w:val="21"/>
-        </w:rPr>
-        <w:t xml:space="preserve">1. </w:t>
-      </w:r>
-      <w:r>
-        <w:rPr>
-          <w:rFonts w:ascii="Inter" w:cs="Inter" w:eastAsia="Inter" w:hAnsi="Inter"/>
-          <w:b w:val="false"/>
-          <w:bCs w:val="false"/>
-          <w:color w:val="454659"/>
-          <w:sz w:val="21"/>
-          <w:szCs w:val="21"/>
-        </w:rPr>
-        <w:t xml:space="preserve">Create new experiment with gold.last_mile_performance</w:t>
-      </w:r>
-    </w:p>
-    <w:p>
-      <w:pPr>
-        <w:spacing w:after="80"/>
-        <w:ind w:left="431"/>
-      </w:pPr>
-      <w:r>
-        <w:rPr>
-          <w:rFonts w:ascii="Inter" w:cs="Inter" w:eastAsia="Inter" w:hAnsi="Inter"/>
-          <w:b/>
-          <w:bCs/>
-          <w:color w:val="006580"/>
-          <w:sz w:val="21"/>
-          <w:szCs w:val="21"/>
-        </w:rPr>
-        <w:t xml:space="preserve">2. </w:t>
-      </w:r>
-      <w:r>
-        <w:rPr>
-          <w:rFonts w:ascii="Inter" w:cs="Inter" w:eastAsia="Inter" w:hAnsi="Inter"/>
-          <w:b w:val="false"/>
-          <w:bCs w:val="false"/>
-          <w:color w:val="454659"/>
-          <w:sz w:val="21"/>
-          <w:szCs w:val="21"/>
-        </w:rPr>
-        <w:t xml:space="preserve">Target: sla_met (classification)</w:t>
-      </w:r>
-    </w:p>
-    <w:p>
-      <w:pPr>
-        <w:spacing w:after="80"/>
-        <w:ind w:left="431"/>
-      </w:pPr>
-      <w:r>
-        <w:rPr>
-          <w:rFonts w:ascii="Inter" w:cs="Inter" w:eastAsia="Inter" w:hAnsi="Inter"/>
-          <w:b/>
-          <w:bCs/>
-          <w:color w:val="006580"/>
-          <w:sz w:val="21"/>
-          <w:szCs w:val="21"/>
-        </w:rPr>
-        <w:t xml:space="preserve">3. </w:t>
-      </w:r>
-      <w:r>
-        <w:rPr>
-          <w:rFonts w:ascii="Inter" w:cs="Inter" w:eastAsia="Inter" w:hAnsi="Inter"/>
-          <w:b w:val="false"/>
-          <w:bCs w:val="false"/>
-          <w:color w:val="454659"/>
-          <w:sz w:val="21"/>
-          <w:szCs w:val="21"/>
-        </w:rPr>
-        <w:t xml:space="preserve">Train and review feature importance</w:t>
+          <w:sz w:val="26"/>
+          <w:szCs w:val="26"/>
+        </w:rPr>
+        <w:t xml:space="preserve">Model 2: Delivery SLA Predictor</w:t>
       </w:r>
     </w:p>
     <w:tbl>
@@ -1436,37 +1169,41 @@
       <w:tr>
         <w:tc>
           <w:tcPr>
-            <w:tcW w:type="pct" w:w="1%"/>
-            <w:tcBorders>
-              <w:top w:val="none"/>
-              <w:left w:val="none"/>
-              <w:bottom w:val="none"/>
-              <w:right w:val="none"/>
-            </w:tcBorders>
-            <w:shd w:color="009845" w:val="solid"/>
-          </w:tcPr>
-          <w:p>
-            <w:pPr>
-              <w:spacing w:after="0"/>
-            </w:pPr>
-            <w:r>
-              <w:rPr>
-                <w:sz w:val="10"/>
-                <w:szCs w:val="10"/>
-              </w:rPr>
-              <w:t xml:space="preserve"> </w:t>
-            </w:r>
-          </w:p>
-        </w:tc>
-        <w:tc>
-          <w:tcPr>
-            <w:tcW w:type="pct" w:w="99%"/>
+            <w:tcW w:type="pct" w:w="30%"/>
+            <w:shd w:color="19416C" w:val="solid"/>
+            <w:tcMar>
+              <w:top w:type="dxa" w:w="40"/>
+              <w:left w:type="dxa" w:w="100"/>
+              <w:bottom w:type="dxa" w:w="40"/>
+              <w:right w:type="dxa" w:w="100"/>
+            </w:tcMar>
+          </w:tcPr>
+          <w:p>
+            <w:pPr>
+              <w:spacing w:after="0"/>
+            </w:pPr>
+            <w:r>
+              <w:rPr>
+                <w:rFonts w:ascii="Inter" w:cs="Inter" w:eastAsia="Inter" w:hAnsi="Inter"/>
+                <w:b/>
+                <w:bCs/>
+                <w:color w:val="FFFFFF"/>
+                <w:sz w:val="20"/>
+                <w:szCs w:val="20"/>
+              </w:rPr>
+              <w:t xml:space="preserve">Data Source</w:t>
+            </w:r>
+          </w:p>
+        </w:tc>
+        <w:tc>
+          <w:tcPr>
+            <w:tcW w:type="pct" w:w="70%"/>
             <w:shd w:color="F6F7F8" w:val="solid"/>
             <w:tcMar>
-              <w:top w:type="dxa" w:w="80"/>
-              <w:left w:type="dxa" w:w="120"/>
-              <w:bottom w:type="dxa" w:w="80"/>
-              <w:right w:type="dxa" w:w="120"/>
+              <w:top w:type="dxa" w:w="40"/>
+              <w:left w:type="dxa" w:w="100"/>
+              <w:bottom w:type="dxa" w:w="40"/>
+              <w:right w:type="dxa" w:w="100"/>
             </w:tcMar>
           </w:tcPr>
           <w:p>
@@ -1480,12 +1217,252 @@
                 <w:sz w:val="20"/>
                 <w:szCs w:val="20"/>
               </w:rPr>
-              <w:t xml:space="preserve">Key insight: address_quality_score is the #2 predictor (after carrier). Low address quality = high delivery failure. This directly links Nightmare #2 to business outcomes.</w:t>
+              <w:t xml:space="preserve">gold.last_mile_performance</w:t>
+            </w:r>
+          </w:p>
+        </w:tc>
+      </w:tr>
+      <w:tr>
+        <w:tc>
+          <w:tcPr>
+            <w:tcW w:type="pct" w:w="30%"/>
+            <w:shd w:color="19416C" w:val="solid"/>
+            <w:tcMar>
+              <w:top w:type="dxa" w:w="40"/>
+              <w:left w:type="dxa" w:w="100"/>
+              <w:bottom w:type="dxa" w:w="40"/>
+              <w:right w:type="dxa" w:w="100"/>
+            </w:tcMar>
+          </w:tcPr>
+          <w:p>
+            <w:pPr>
+              <w:spacing w:after="0"/>
+            </w:pPr>
+            <w:r>
+              <w:rPr>
+                <w:rFonts w:ascii="Inter" w:cs="Inter" w:eastAsia="Inter" w:hAnsi="Inter"/>
+                <w:b/>
+                <w:bCs/>
+                <w:color w:val="FFFFFF"/>
+                <w:sz w:val="20"/>
+                <w:szCs w:val="20"/>
+              </w:rPr>
+              <w:t xml:space="preserve">Target Variable</w:t>
+            </w:r>
+          </w:p>
+        </w:tc>
+        <w:tc>
+          <w:tcPr>
+            <w:tcW w:type="pct" w:w="70%"/>
+            <w:shd w:color="F6F7F8" w:val="solid"/>
+            <w:tcMar>
+              <w:top w:type="dxa" w:w="40"/>
+              <w:left w:type="dxa" w:w="100"/>
+              <w:bottom w:type="dxa" w:w="40"/>
+              <w:right w:type="dxa" w:w="100"/>
+            </w:tcMar>
+          </w:tcPr>
+          <w:p>
+            <w:pPr>
+              <w:spacing w:after="0"/>
+            </w:pPr>
+            <w:r>
+              <w:rPr>
+                <w:rFonts w:ascii="Inter" w:cs="Inter" w:eastAsia="Inter" w:hAnsi="Inter"/>
+                <w:color w:val="454659"/>
+                <w:sz w:val="20"/>
+                <w:szCs w:val="20"/>
+              </w:rPr>
+              <w:t xml:space="preserve">sla_met (binary classification)</w:t>
+            </w:r>
+          </w:p>
+        </w:tc>
+      </w:tr>
+      <w:tr>
+        <w:tc>
+          <w:tcPr>
+            <w:tcW w:type="pct" w:w="30%"/>
+            <w:shd w:color="19416C" w:val="solid"/>
+            <w:tcMar>
+              <w:top w:type="dxa" w:w="40"/>
+              <w:left w:type="dxa" w:w="100"/>
+              <w:bottom w:type="dxa" w:w="40"/>
+              <w:right w:type="dxa" w:w="100"/>
+            </w:tcMar>
+          </w:tcPr>
+          <w:p>
+            <w:pPr>
+              <w:spacing w:after="0"/>
+            </w:pPr>
+            <w:r>
+              <w:rPr>
+                <w:rFonts w:ascii="Inter" w:cs="Inter" w:eastAsia="Inter" w:hAnsi="Inter"/>
+                <w:b/>
+                <w:bCs/>
+                <w:color w:val="FFFFFF"/>
+                <w:sz w:val="20"/>
+                <w:szCs w:val="20"/>
+              </w:rPr>
+              <w:t xml:space="preserve">Key Features</w:t>
+            </w:r>
+          </w:p>
+        </w:tc>
+        <w:tc>
+          <w:tcPr>
+            <w:tcW w:type="pct" w:w="70%"/>
+            <w:shd w:color="F6F7F8" w:val="solid"/>
+            <w:tcMar>
+              <w:top w:type="dxa" w:w="40"/>
+              <w:left w:type="dxa" w:w="100"/>
+              <w:bottom w:type="dxa" w:w="40"/>
+              <w:right w:type="dxa" w:w="100"/>
+            </w:tcMar>
+          </w:tcPr>
+          <w:p>
+            <w:pPr>
+              <w:spacing w:after="0"/>
+            </w:pPr>
+            <w:r>
+              <w:rPr>
+                <w:rFonts w:ascii="Inter" w:cs="Inter" w:eastAsia="Inter" w:hAnsi="Inter"/>
+                <w:color w:val="454659"/>
+                <w:sz w:val="20"/>
+                <w:szCs w:val="20"/>
+              </w:rPr>
+              <w:t xml:space="preserve">carrier, destination_region, address_quality_score, weight_kg, day_of_week</w:t>
+            </w:r>
+          </w:p>
+        </w:tc>
+      </w:tr>
+      <w:tr>
+        <w:tc>
+          <w:tcPr>
+            <w:tcW w:type="pct" w:w="30%"/>
+            <w:shd w:color="19416C" w:val="solid"/>
+            <w:tcMar>
+              <w:top w:type="dxa" w:w="40"/>
+              <w:left w:type="dxa" w:w="100"/>
+              <w:bottom w:type="dxa" w:w="40"/>
+              <w:right w:type="dxa" w:w="100"/>
+            </w:tcMar>
+          </w:tcPr>
+          <w:p>
+            <w:pPr>
+              <w:spacing w:after="0"/>
+            </w:pPr>
+            <w:r>
+              <w:rPr>
+                <w:rFonts w:ascii="Inter" w:cs="Inter" w:eastAsia="Inter" w:hAnsi="Inter"/>
+                <w:b/>
+                <w:bCs/>
+                <w:color w:val="FFFFFF"/>
+                <w:sz w:val="20"/>
+                <w:szCs w:val="20"/>
+              </w:rPr>
+              <w:t xml:space="preserve">Business Value</w:t>
+            </w:r>
+          </w:p>
+        </w:tc>
+        <w:tc>
+          <w:tcPr>
+            <w:tcW w:type="pct" w:w="70%"/>
+            <w:shd w:color="F6F7F8" w:val="solid"/>
+            <w:tcMar>
+              <w:top w:type="dxa" w:w="40"/>
+              <w:left w:type="dxa" w:w="100"/>
+              <w:bottom w:type="dxa" w:w="40"/>
+              <w:right w:type="dxa" w:w="100"/>
+            </w:tcMar>
+          </w:tcPr>
+          <w:p>
+            <w:pPr>
+              <w:spacing w:after="0"/>
+            </w:pPr>
+            <w:r>
+              <w:rPr>
+                <w:rFonts w:ascii="Inter" w:cs="Inter" w:eastAsia="Inter" w:hAnsi="Inter"/>
+                <w:color w:val="454659"/>
+                <w:sz w:val="20"/>
+                <w:szCs w:val="20"/>
+              </w:rPr>
+              <w:t xml:space="preserve">Predict which shipments will miss delivery SLA at time of order</w:t>
+            </w:r>
+          </w:p>
+        </w:tc>
+      </w:tr>
+      <w:tr>
+        <w:tc>
+          <w:tcPr>
+            <w:tcW w:type="pct" w:w="30%"/>
+            <w:shd w:color="19416C" w:val="solid"/>
+            <w:tcMar>
+              <w:top w:type="dxa" w:w="40"/>
+              <w:left w:type="dxa" w:w="100"/>
+              <w:bottom w:type="dxa" w:w="40"/>
+              <w:right w:type="dxa" w:w="100"/>
+            </w:tcMar>
+          </w:tcPr>
+          <w:p>
+            <w:pPr>
+              <w:spacing w:after="0"/>
+            </w:pPr>
+            <w:r>
+              <w:rPr>
+                <w:rFonts w:ascii="Inter" w:cs="Inter" w:eastAsia="Inter" w:hAnsi="Inter"/>
+                <w:b/>
+                <w:bCs/>
+                <w:color w:val="FFFFFF"/>
+                <w:sz w:val="20"/>
+                <w:szCs w:val="20"/>
+              </w:rPr>
+              <w:t xml:space="preserve">Nightmare</w:t>
+            </w:r>
+          </w:p>
+        </w:tc>
+        <w:tc>
+          <w:tcPr>
+            <w:tcW w:type="pct" w:w="70%"/>
+            <w:shd w:color="F6F7F8" w:val="solid"/>
+            <w:tcMar>
+              <w:top w:type="dxa" w:w="40"/>
+              <w:left w:type="dxa" w:w="100"/>
+              <w:bottom w:type="dxa" w:w="40"/>
+              <w:right w:type="dxa" w:w="100"/>
+            </w:tcMar>
+          </w:tcPr>
+          <w:p>
+            <w:pPr>
+              <w:spacing w:after="0"/>
+            </w:pPr>
+            <w:r>
+              <w:rPr>
+                <w:rFonts w:ascii="Inter" w:cs="Inter" w:eastAsia="Inter" w:hAnsi="Inter"/>
+                <w:color w:val="454659"/>
+                <w:sz w:val="20"/>
+                <w:szCs w:val="20"/>
+              </w:rPr>
+              <w:t xml:space="preserve">#2 — Address Catastrophe (address quality predicts delivery success)</w:t>
             </w:r>
           </w:p>
         </w:tc>
       </w:tr>
     </w:tbl>
+    <w:p>
+      <w:pPr>
+        <w:spacing w:after="100" w:before="200"/>
+      </w:pPr>
+      <w:r>
+        <w:rPr>
+          <w:rFonts w:ascii="Inter" w:cs="Inter" w:eastAsia="Inter" w:hAnsi="Inter"/>
+          <w:b/>
+          <w:bCs/>
+          <w:color w:val="19416C"/>
+          <w:sz w:val="22"/>
+          <w:szCs w:val="22"/>
+        </w:rPr>
+        <w:t xml:space="preserve">Demo Walk-Through: SLA Model</w:t>
+      </w:r>
+    </w:p>
     <w:p>
       <w:pPr>
         <w:spacing w:after="80"/>
@@ -1500,7 +1477,7 @@
           <w:sz w:val="21"/>
           <w:szCs w:val="21"/>
         </w:rPr>
-        <w:t xml:space="preserve">4. </w:t>
+        <w:t xml:space="preserve">1. </w:t>
       </w:r>
       <w:r>
         <w:rPr>
@@ -1511,7 +1488,63 @@
           <w:sz w:val="21"/>
           <w:szCs w:val="21"/>
         </w:rPr>
-        <w:t xml:space="preserve">Test prediction: NinjaVan, Singapore, 7 kg parcel</w:t>
+        <w:t xml:space="preserve">Create new experiment with gold.last_mile_performance</w:t>
+      </w:r>
+    </w:p>
+    <w:p>
+      <w:pPr>
+        <w:spacing w:after="80"/>
+        <w:ind w:left="431"/>
+      </w:pPr>
+      <w:r>
+        <w:rPr>
+          <w:rFonts w:ascii="Inter" w:cs="Inter" w:eastAsia="Inter" w:hAnsi="Inter"/>
+          <w:b/>
+          <w:bCs/>
+          <w:color w:val="006580"/>
+          <w:sz w:val="21"/>
+          <w:szCs w:val="21"/>
+        </w:rPr>
+        <w:t xml:space="preserve">2. </w:t>
+      </w:r>
+      <w:r>
+        <w:rPr>
+          <w:rFonts w:ascii="Inter" w:cs="Inter" w:eastAsia="Inter" w:hAnsi="Inter"/>
+          <w:b w:val="false"/>
+          <w:bCs w:val="false"/>
+          <w:color w:val="454659"/>
+          <w:sz w:val="21"/>
+          <w:szCs w:val="21"/>
+        </w:rPr>
+        <w:t xml:space="preserve">Target: sla_met (classification)</w:t>
+      </w:r>
+    </w:p>
+    <w:p>
+      <w:pPr>
+        <w:spacing w:after="80"/>
+        <w:ind w:left="431"/>
+      </w:pPr>
+      <w:r>
+        <w:rPr>
+          <w:rFonts w:ascii="Inter" w:cs="Inter" w:eastAsia="Inter" w:hAnsi="Inter"/>
+          <w:b/>
+          <w:bCs/>
+          <w:color w:val="006580"/>
+          <w:sz w:val="21"/>
+          <w:szCs w:val="21"/>
+        </w:rPr>
+        <w:t xml:space="preserve">3. </w:t>
+      </w:r>
+      <w:r>
+        <w:rPr>
+          <w:rFonts w:ascii="Inter" w:cs="Inter" w:eastAsia="Inter" w:hAnsi="Inter"/>
+          <w:b w:val="false"/>
+          <w:bCs w:val="false"/>
+          <w:color w:val="454659"/>
+          <w:sz w:val="21"/>
+          <w:szCs w:val="21"/>
+        </w:rPr>
+        <w:t xml:space="preserve">Train and review feature importance</w:t>
       </w:r>
     </w:p>
     <w:tbl>
@@ -1533,6 +1566,103 @@
       <w:tr>
         <w:tc>
           <w:tcPr>
+            <w:tcW w:type="pct" w:w="1%"/>
+            <w:tcBorders>
+              <w:top w:val="none"/>
+              <w:left w:val="none"/>
+              <w:bottom w:val="none"/>
+              <w:right w:val="none"/>
+            </w:tcBorders>
+            <w:shd w:color="009845" w:val="solid"/>
+          </w:tcPr>
+          <w:p>
+            <w:pPr>
+              <w:spacing w:after="0"/>
+            </w:pPr>
+            <w:r>
+              <w:rPr>
+                <w:sz w:val="10"/>
+                <w:szCs w:val="10"/>
+              </w:rPr>
+              <w:t xml:space="preserve"> </w:t>
+            </w:r>
+          </w:p>
+        </w:tc>
+        <w:tc>
+          <w:tcPr>
+            <w:tcW w:type="pct" w:w="99%"/>
+            <w:shd w:color="F6F7F8" w:val="solid"/>
+            <w:tcMar>
+              <w:top w:type="dxa" w:w="80"/>
+              <w:left w:type="dxa" w:w="120"/>
+              <w:bottom w:type="dxa" w:w="80"/>
+              <w:right w:type="dxa" w:w="120"/>
+            </w:tcMar>
+          </w:tcPr>
+          <w:p>
+            <w:pPr>
+              <w:spacing w:after="0"/>
+            </w:pPr>
+            <w:r>
+              <w:rPr>
+                <w:rFonts w:ascii="Inter" w:cs="Inter" w:eastAsia="Inter" w:hAnsi="Inter"/>
+                <w:color w:val="454659"/>
+                <w:sz w:val="20"/>
+                <w:szCs w:val="20"/>
+              </w:rPr>
+              <w:t xml:space="preserve">Key insight: address_quality_score is the #2 predictor (after carrier). Low address quality = high delivery failure. This directly links Nightmare #2 to business outcomes.</w:t>
+            </w:r>
+          </w:p>
+        </w:tc>
+      </w:tr>
+    </w:tbl>
+    <w:p>
+      <w:pPr>
+        <w:spacing w:after="80"/>
+        <w:ind w:left="431"/>
+      </w:pPr>
+      <w:r>
+        <w:rPr>
+          <w:rFonts w:ascii="Inter" w:cs="Inter" w:eastAsia="Inter" w:hAnsi="Inter"/>
+          <w:b/>
+          <w:bCs/>
+          <w:color w:val="006580"/>
+          <w:sz w:val="21"/>
+          <w:szCs w:val="21"/>
+        </w:rPr>
+        <w:t xml:space="preserve">4. </w:t>
+      </w:r>
+      <w:r>
+        <w:rPr>
+          <w:rFonts w:ascii="Inter" w:cs="Inter" w:eastAsia="Inter" w:hAnsi="Inter"/>
+          <w:b w:val="false"/>
+          <w:bCs w:val="false"/>
+          <w:color w:val="454659"/>
+          <w:sz w:val="21"/>
+          <w:szCs w:val="21"/>
+        </w:rPr>
+        <w:t xml:space="preserve">Test prediction: NinjaVan, Singapore, 7 kg parcel</w:t>
+      </w:r>
+    </w:p>
+    <w:tbl>
+      <w:tblPr>
+        <w:tblW w:type="pct" w:w="100%"/>
+        <w:tblBorders>
+          <w:top w:val="single" w:color="auto" w:sz="4"/>
+          <w:left w:val="single" w:color="auto" w:sz="4"/>
+          <w:bottom w:val="single" w:color="auto" w:sz="4"/>
+          <w:right w:val="single" w:color="auto" w:sz="4"/>
+          <w:insideH w:val="single" w:color="auto" w:sz="4"/>
+          <w:insideV w:val="single" w:color="auto" w:sz="4"/>
+        </w:tblBorders>
+      </w:tblPr>
+      <w:tblGrid>
+        <w:gridCol w:w="100"/>
+        <w:gridCol w:w="100"/>
+      </w:tblGrid>
+      <w:tr>
+        <w:tc>
+          <w:tcPr>
             <w:tcW w:type="pct" w:w="2%"/>
             <w:tcBorders>
               <w:top w:val="none"/>
@@ -1599,6 +1729,155 @@
         </w:tc>
       </w:tr>
     </w:tbl>
+    <w:tbl>
+      <w:tblPr>
+        <w:tblW w:type="pct" w:w="100%"/>
+        <w:tblBorders>
+          <w:top w:val="single" w:color="auto" w:sz="4"/>
+          <w:left w:val="single" w:color="auto" w:sz="4"/>
+          <w:bottom w:val="single" w:color="auto" w:sz="4"/>
+          <w:right w:val="single" w:color="auto" w:sz="4"/>
+          <w:insideH w:val="single" w:color="auto" w:sz="4"/>
+          <w:insideV w:val="single" w:color="auto" w:sz="4"/>
+        </w:tblBorders>
+      </w:tblPr>
+      <w:tblGrid>
+        <w:gridCol w:w="100"/>
+      </w:tblGrid>
+      <w:tr>
+        <w:tc>
+          <w:tcPr>
+            <w:tcW w:type="pct" w:w="100%"/>
+            <w:tcBorders>
+              <w:top w:val="single" w:color="009845" w:sz="1"/>
+              <w:left w:val="single" w:color="009845" w:sz="6"/>
+              <w:bottom w:val="single" w:color="009845" w:sz="1"/>
+              <w:right w:val="none"/>
+            </w:tcBorders>
+            <w:shd w:color="E0F5EA" w:val="solid"/>
+            <w:tcMar>
+              <w:top w:type="dxa" w:w="40"/>
+              <w:left w:type="dxa" w:w="120"/>
+              <w:bottom w:type="dxa" w:w="40"/>
+              <w:right w:type="dxa" w:w="120"/>
+            </w:tcMar>
+          </w:tcPr>
+          <w:p>
+            <w:pPr>
+              <w:spacing w:after="30"/>
+            </w:pPr>
+            <w:r>
+              <w:rPr>
+                <w:rFonts w:ascii="Inter" w:cs="Inter" w:eastAsia="Inter" w:hAnsi="Inter"/>
+                <w:b/>
+                <w:bCs/>
+                <w:color w:val="009845"/>
+                <w:sz w:val="16"/>
+                <w:szCs w:val="16"/>
+              </w:rPr>
+              <w:t xml:space="preserve">TELL (after showing)</w:t>
+            </w:r>
+          </w:p>
+          <w:p>
+            <w:pPr>
+              <w:spacing w:after="0"/>
+            </w:pPr>
+            <w:r>
+              <w:rPr>
+                <w:rFonts w:ascii="Inter" w:cs="Inter" w:eastAsia="Inter" w:hAnsi="Inter"/>
+                <w:i/>
+                <w:iCs/>
+                <w:color w:val="454659"/>
+                <w:sz w:val="18"/>
+                <w:szCs w:val="18"/>
+              </w:rPr>
+              <w:t xml:space="preserve">Two no-code ML models: one predicts spoilage risk from IoT data, the other predicts delivery SLA breaches. Both revealed insights MCG didn't expect — address quality is the #2 predictor of late deliveries. And both are API-shareable, so predictions flow into dashboards and automations automatically.</w:t>
+            </w:r>
+          </w:p>
+        </w:tc>
+      </w:tr>
+    </w:tbl>
+    <w:p>
+      <w:pPr>
+        <w:spacing w:after="80" w:before="80"/>
+      </w:pPr>
+      <w:r>
+        <w:rPr>
+          <w:rFonts w:ascii="Inter" w:cs="Inter" w:eastAsia="Inter" w:hAnsi="Inter"/>
+          <w:b/>
+          <w:bCs/>
+          <w:color w:val="10CFC9"/>
+          <w:sz w:val="20"/>
+          <w:szCs w:val="20"/>
+        </w:rPr>
+        <w:t xml:space="preserve">Ask the audience: </w:t>
+      </w:r>
+      <w:r>
+        <w:rPr>
+          <w:rFonts w:ascii="Inter" w:cs="Inter" w:eastAsia="Inter" w:hAnsi="Inter"/>
+          <w:i/>
+          <w:iCs/>
+          <w:color w:val="454659"/>
+          <w:sz w:val="20"/>
+          <w:szCs w:val="20"/>
+        </w:rPr>
+        <w:t xml:space="preserve">"What operational outcome would be most valuable for your team to predict — quality issues, delivery failures, or something else?"</w:t>
+      </w:r>
+    </w:p>
+    <w:p>
+      <w:pPr>
+        <w:spacing w:after="100" w:before="60"/>
+      </w:pPr>
+      <w:r>
+        <w:rPr>
+          <w:rFonts w:ascii="Inter" w:cs="Inter" w:eastAsia="Inter" w:hAnsi="Inter"/>
+          <w:color w:val="454659"/>
+          <w:sz w:val="20"/>
+          <w:szCs w:val="20"/>
+        </w:rPr>
+        <w:t xml:space="preserve">Train predictive models on governed data without writing code</w:t>
+      </w:r>
+      <w:r>
+        <w:rPr>
+          <w:rFonts w:ascii="Inter" w:cs="Inter" w:eastAsia="Inter" w:hAnsi="Inter"/>
+          <w:b/>
+          <w:bCs/>
+          <w:color w:val="009845"/>
+          <w:sz w:val="20"/>
+          <w:szCs w:val="20"/>
+        </w:rPr>
+        <w:t xml:space="preserve">  →  so you can  </w:t>
+      </w:r>
+      <w:r>
+        <w:rPr>
+          <w:rFonts w:ascii="Inter" w:cs="Inter" w:eastAsia="Inter" w:hAnsi="Inter"/>
+          <w:color w:val="454659"/>
+          <w:sz w:val="20"/>
+          <w:szCs w:val="20"/>
+        </w:rPr>
+        <w:t xml:space="preserve">predict operational risks before they become incidents</w:t>
+      </w:r>
+      <w:r>
+        <w:rPr>
+          <w:rFonts w:ascii="Inter" w:cs="Inter" w:eastAsia="Inter" w:hAnsi="Inter"/>
+          <w:b/>
+          <w:bCs/>
+          <w:color w:val="009845"/>
+          <w:sz w:val="20"/>
+          <w:szCs w:val="20"/>
+        </w:rPr>
+        <w:t xml:space="preserve">  →  so you can  </w:t>
+      </w:r>
+      <w:r>
+        <w:rPr>
+          <w:rFonts w:ascii="Inter" w:cs="Inter" w:eastAsia="Inter" w:hAnsi="Inter"/>
+          <w:color w:val="454659"/>
+          <w:sz w:val="20"/>
+          <w:szCs w:val="20"/>
+        </w:rPr>
+        <w:t xml:space="preserve">shift from reactive firefighting to proactive risk management</w:t>
+      </w:r>
+    </w:p>
     <w:p>
       <w:pPr>
         <w:spacing w:after="120" w:before="280"/>

--- a/documents/demo-scripts/08_Qlik_Predict.docx
+++ b/documents/demo-scripts/08_Qlik_Predict.docx
@@ -566,7 +566,7 @@
                 <w:sz w:val="20"/>
                 <w:szCs w:val="20"/>
               </w:rPr>
-              <w:t xml:space="preserve">spoilage_risk_score (regression)</w:t>
+              <w:t xml:space="preserve">spoilage_flag (binary classification)</w:t>
             </w:r>
           </w:p>
         </w:tc>
@@ -622,7 +622,7 @@
                 <w:sz w:val="20"/>
                 <w:szCs w:val="20"/>
               </w:rPr>
-              <w:t xml:space="preserve">max_temp_celsius, exceedance_minutes, humidity, product_category, route_id, season</w:t>
+              <w:t xml:space="preserve">carrier, route_id, avg_temp_celsius, max_temp_celsius, exceedance_minutes, pre_cool_compliant, product_category, weight_kg, month, day_of_week</w:t>
             </w:r>
           </w:p>
         </w:tc>
@@ -837,7 +837,7 @@
           <w:sz w:val="21"/>
           <w:szCs w:val="21"/>
         </w:rPr>
-        <w:t xml:space="preserve">Select target: spoilage_risk_score</w:t>
+        <w:t xml:space="preserve">Select target: spoilage_flag (binary classification)</w:t>
       </w:r>
     </w:p>
     <w:p>
@@ -1329,7 +1329,7 @@
                 <w:sz w:val="20"/>
                 <w:szCs w:val="20"/>
               </w:rPr>
-              <w:t xml:space="preserve">carrier, destination_region, address_quality_score, weight_kg, day_of_week</w:t>
+              <w:t xml:space="preserve">carrier, destination_country, destination_region, address_quality_score, weight_kg, fulfillment_method, day_of_week</w:t>
             </w:r>
           </w:p>
         </w:tc>

--- a/documents/demo-scripts/08_Qlik_Predict.docx
+++ b/documents/demo-scripts/08_Qlik_Predict.docx
@@ -510,7 +510,7 @@
                 <w:sz w:val="20"/>
                 <w:szCs w:val="20"/>
               </w:rPr>
-              <w:t xml:space="preserve">gold.cold_chain_compliance</w:t>
+              <w:t xml:space="preserve">silver.iot_normalized</w:t>
             </w:r>
           </w:p>
         </w:tc>
@@ -809,7 +809,7 @@
           <w:sz w:val="21"/>
           <w:szCs w:val="21"/>
         </w:rPr>
-        <w:t xml:space="preserve">Select data source: gold.cold_chain_compliance</w:t>
+        <w:t xml:space="preserve">Select data source: silver.iot_normalized</w:t>
       </w:r>
     </w:p>
     <w:p>

--- a/documents/demo-scripts/08_Qlik_Predict.docx
+++ b/documents/demo-scripts/08_Qlik_Predict.docx
@@ -294,7 +294,7 @@
           <w:sz w:val="21"/>
           <w:szCs w:val="21"/>
         </w:rPr>
-        <w:t xml:space="preserve">Two AutoML models predict real-world outcomes from MCG data: a Spoilage Risk Predictor for cold chain shipments, and a Delivery SLA Predictor that forecasts on-time performance. Both are trained on Gold-layer data products and deployed with API access.</w:t>
+        <w:t xml:space="preserve">Two AutoML models predict real-world outcomes from MCG data: a Cold Chain Exceedance (spoilage risk) model and a Late Delivery (SLA) model. Both train on the silver datasets the declarative pipelines land in the Open Lakehouse — picked straight from the catalog (read via the Athena/lakehouse layer), so the training data carries the same lineage and Trust Score as everything else — and deploy with API access.</w:t>
       </w:r>
     </w:p>
     <w:p>
@@ -440,7 +440,7 @@
           <w:sz w:val="26"/>
           <w:szCs w:val="26"/>
         </w:rPr>
-        <w:t xml:space="preserve">Model 1: Spoilage Risk Predictor</w:t>
+        <w:t xml:space="preserve">Model 1: Cold Chain Exceedance (Spoilage Risk)</w:t>
       </w:r>
     </w:p>
     <w:tbl>
@@ -510,7 +510,7 @@
                 <w:sz w:val="20"/>
                 <w:szCs w:val="20"/>
               </w:rPr>
-              <w:t xml:space="preserve">silver.iot_normalized</w:t>
+              <w:t xml:space="preserve">silver.iot_normalized — streaming pipeline output in the Open Lakehouse (catalog dataset)</w:t>
             </w:r>
           </w:p>
         </w:tc>
@@ -566,7 +566,7 @@
                 <w:sz w:val="20"/>
                 <w:szCs w:val="20"/>
               </w:rPr>
-              <w:t xml:space="preserve">spoilage_flag (binary classification)</w:t>
+              <w:t xml:space="preserve">alert_flag (binary classification — temperature exceedance)</w:t>
             </w:r>
           </w:p>
         </w:tc>
@@ -622,7 +622,7 @@
                 <w:sz w:val="20"/>
                 <w:szCs w:val="20"/>
               </w:rPr>
-              <w:t xml:space="preserve">carrier, route_id, avg_temp_celsius, max_temp_celsius, exceedance_minutes, pre_cool_compliant, product_category, weight_kg, month, day_of_week</w:t>
+              <w:t xml:space="preserve">temperature_c, humidity_pct, battery_level_pct, battery_low, gps_gap, shock_detected, light_exposure, sensor_unregistered, route_id, warehouse_id</w:t>
             </w:r>
           </w:p>
         </w:tc>
@@ -678,7 +678,7 @@
                 <w:sz w:val="20"/>
                 <w:szCs w:val="20"/>
               </w:rPr>
-              <w:t xml:space="preserve">Predict which in-transit shipments will spoil before they arrive</w:t>
+              <w:t xml:space="preserve">Predict which in-transit readings will breach the cold chain before product spoils</w:t>
             </w:r>
           </w:p>
         </w:tc>
@@ -753,7 +753,7 @@
           <w:sz w:val="22"/>
           <w:szCs w:val="22"/>
         </w:rPr>
-        <w:t xml:space="preserve">Demo Walk-Through: Spoilage Model</w:t>
+        <w:t xml:space="preserve">Demo Walk-Through: Exceedance Model</w:t>
       </w:r>
     </w:p>
     <w:p>
@@ -809,7 +809,7 @@
           <w:sz w:val="21"/>
           <w:szCs w:val="21"/>
         </w:rPr>
-        <w:t xml:space="preserve">Select data source: silver.iot_normalized</w:t>
+        <w:t xml:space="preserve">Select data source from the catalog: silver.iot_normalized (landed by the MCG Streaming Pipeline)</w:t>
       </w:r>
     </w:p>
     <w:p>
@@ -837,7 +837,7 @@
           <w:sz w:val="21"/>
           <w:szCs w:val="21"/>
         </w:rPr>
-        <w:t xml:space="preserve">Select target: spoilage_flag (binary classification)</w:t>
+        <w:t xml:space="preserve">Select target: alert_flag (binary classification)</w:t>
       </w:r>
     </w:p>
     <w:p>
@@ -865,7 +865,7 @@
           <w:sz w:val="21"/>
           <w:szCs w:val="21"/>
         </w:rPr>
-        <w:t xml:space="preserve">Review auto-selected features — note max_temp_celsius and route_id as top predictors</w:t>
+        <w:t xml:space="preserve">Review auto-selected features — note temperature_c, battery_low, and route_id as top predictors</w:t>
       </w:r>
     </w:p>
     <w:p>
@@ -987,7 +987,7 @@
                 <w:sz w:val="20"/>
                 <w:szCs w:val="20"/>
               </w:rPr>
-              <w:t xml:space="preserve">Key insight: route_id = GRU-BA appears as a top predictor. The model learned that the Sao Paulo to Buenos Aires route has 4x the spoilage rate — because TransFrio replaced 6 trucks with new Thermo King X4 7500 units that require a different startup procedure.</w:t>
+              <w:t xml:space="preserve">Key insight: route_id = GRU-BA appears as a top predictor alongside battery_low. The model learned that the Sao Paulo to Buenos Aires route runs 4x the exceedance rate — because TransFrio replaced 6 trucks with new Thermo King X4 7500 units that require a different startup procedure, and their sensors run hot and low on battery.</w:t>
             </w:r>
           </w:p>
         </w:tc>
@@ -1046,7 +1046,7 @@
           <w:sz w:val="21"/>
           <w:szCs w:val="21"/>
         </w:rPr>
-        <w:t xml:space="preserve">Test prediction on an active GRU-BA shipment:</w:t>
+        <w:t xml:space="preserve">Test prediction on a live GRU-BA reading:</w:t>
       </w:r>
     </w:p>
     <w:tbl>
@@ -1128,7 +1128,7 @@
                 <w:sz w:val="20"/>
                 <w:szCs w:val="20"/>
               </w:rPr>
-              <w:t xml:space="preserve">Spoilage probability: 78%. Contributing factors: max_temp = 11.2 C (threshold 8 C), exceedance_minutes = 47, route = GRU-BA-001, carrier = TransFrio</w:t>
+              <w:t xml:space="preserve">Exceedance probability: 78%. Contributing factors: temperature_c = 11.2 (threshold 8), battery_level_pct = 9 (battery_low = true), route_id = GRU-BA-001, gps_gap = false</w:t>
             </w:r>
           </w:p>
         </w:tc>
@@ -1147,7 +1147,7 @@
           <w:sz w:val="26"/>
           <w:szCs w:val="26"/>
         </w:rPr>
-        <w:t xml:space="preserve">Model 2: Delivery SLA Predictor</w:t>
+        <w:t xml:space="preserve">Model 2: Late Delivery (SLA) Predictor</w:t>
       </w:r>
     </w:p>
     <w:tbl>
@@ -1217,7 +1217,7 @@
                 <w:sz w:val="20"/>
                 <w:szCs w:val="20"/>
               </w:rPr>
-              <w:t xml:space="preserve">gold.last_mile_performance</w:t>
+              <w:t xml:space="preserve">silver.order_delivery_timeline — order-grain dataset in the Open Lakehouse (batch pipeline)</w:t>
             </w:r>
           </w:p>
         </w:tc>
@@ -1273,7 +1273,7 @@
                 <w:sz w:val="20"/>
                 <w:szCs w:val="20"/>
               </w:rPr>
-              <w:t xml:space="preserve">sla_met (binary classification)</w:t>
+              <w:t xml:space="preserve">delivered_late (binary classification)</w:t>
             </w:r>
           </w:p>
         </w:tc>
@@ -1329,7 +1329,7 @@
                 <w:sz w:val="20"/>
                 <w:szCs w:val="20"/>
               </w:rPr>
-              <w:t xml:space="preserve">carrier, destination_country, destination_region, address_quality_score, weight_kg, fulfillment_method, day_of_week</w:t>
+              <w:t xml:space="preserve">carrier_code, fulfillment_method, tracking_missing, delivery_attempts, exception_code, order_date (auto date features: month, weekday)</w:t>
             </w:r>
           </w:p>
         </w:tc>
@@ -1385,7 +1385,7 @@
                 <w:sz w:val="20"/>
                 <w:szCs w:val="20"/>
               </w:rPr>
-              <w:t xml:space="preserve">Predict which shipments will miss delivery SLA at time of order</w:t>
+              <w:t xml:space="preserve">Predict which orders will deliver late at the moment they ship</w:t>
             </w:r>
           </w:p>
         </w:tc>
@@ -1441,7 +1441,7 @@
                 <w:sz w:val="20"/>
                 <w:szCs w:val="20"/>
               </w:rPr>
-              <w:t xml:space="preserve">#2 — Address Catastrophe (address quality predicts delivery success)</w:t>
+              <w:t xml:space="preserve">#2 / #6 — tracking gaps and carrier reclassification predict lateness</w:t>
             </w:r>
           </w:p>
         </w:tc>
@@ -1488,7 +1488,7 @@
           <w:sz w:val="21"/>
           <w:szCs w:val="21"/>
         </w:rPr>
-        <w:t xml:space="preserve">Create new experiment with gold.last_mile_performance</w:t>
+        <w:t xml:space="preserve">Create new experiment with silver.order_delivery_timeline from the catalog</w:t>
       </w:r>
     </w:p>
     <w:p>
@@ -1516,7 +1516,7 @@
           <w:sz w:val="21"/>
           <w:szCs w:val="21"/>
         </w:rPr>
-        <w:t xml:space="preserve">Target: sla_met (classification)</w:t>
+        <w:t xml:space="preserve">Target: delivered_late (classification)</w:t>
       </w:r>
     </w:p>
     <w:p>
@@ -1610,7 +1610,7 @@
                 <w:sz w:val="20"/>
                 <w:szCs w:val="20"/>
               </w:rPr>
-              <w:t xml:space="preserve">Key insight: address_quality_score is the #2 predictor (after carrier). Low address quality = high delivery failure. This directly links Nightmare #2 to business outcomes.</w:t>
+              <w:t xml:space="preserve">Key insight: tracking_missing is the #2 predictor (after carrier_code). Orders with no tracking number deliver late far more often — the data gap itself predicts the failure. For richer features, create an Athena view over the lakehouse joining avg address quality per contact (silver.addresses_standardized) into the timeline and retrain — address quality then surfaces as a top-3 predictor, directly linking Nightmare #2 to outcomes.</w:t>
             </w:r>
           </w:p>
         </w:tc>
@@ -1641,7 +1641,7 @@
           <w:sz w:val="21"/>
           <w:szCs w:val="21"/>
         </w:rPr>
-        <w:t xml:space="preserve">Test prediction: NinjaVan, Singapore, 7 kg parcel</w:t>
+        <w:t xml:space="preserve">Test prediction: NINJAVAN order, standard fulfillment, tracking number missing</w:t>
       </w:r>
     </w:p>
     <w:tbl>
@@ -1723,7 +1723,7 @@
                 <w:sz w:val="20"/>
                 <w:szCs w:val="20"/>
               </w:rPr>
-              <w:t xml:space="preserve">SLA met probability: 31%. Factors: carrier=NINJAVAN (69% on-time post AMD3), weight=7kg (exceeds 5kg threshold for 2-day SLA), destination=SG</w:t>
+              <w:t xml:space="preserve">Late-delivery probability: 81%. Factors: carrier_code = NINJAVAN (69% on-time post AMD3 reclassification), tracking_missing = true, fulfillment_method = STANDARD, order weekday = Friday</w:t>
             </w:r>
           </w:p>
         </w:tc>
@@ -1791,7 +1791,7 @@
                 <w:sz w:val="18"/>
                 <w:szCs w:val="18"/>
               </w:rPr>
-              <w:t xml:space="preserve">Two no-code ML models: one predicts spoilage risk from IoT data, the other predicts delivery SLA breaches. Both revealed insights MCG didn't expect — address quality is the #2 predictor of late deliveries. And both are API-shareable, so predictions flow into dashboards and automations automatically.</w:t>
+              <w:t xml:space="preserve">Two no-code ML models trained on the Open Lakehouse silver datasets: one predicts cold-chain exceedance from live IoT readings, the other predicts late delivery at ship time. Both revealed insights MCG didn't expect — a missing tracking number is the #2 predictor of a late delivery. And both are API-shareable, so predictions flow into dashboards and automations automatically.</w:t>
             </w:r>
           </w:p>
         </w:tc>
@@ -1939,7 +1939,7 @@
           <w:sz w:val="21"/>
           <w:szCs w:val="21"/>
         </w:rPr>
-        <w:t xml:space="preserve">Models are trained on governed Gold data products — same Trust Score, same lineage</w:t>
+        <w:t xml:space="preserve">Models train on the Open Lakehouse silver datasets straight from the catalog — same Trust Score, same lineage as the data products</w:t>
       </w:r>
     </w:p>
     <w:p>
@@ -1963,7 +1963,7 @@
           <w:sz w:val="21"/>
           <w:szCs w:val="21"/>
         </w:rPr>
-        <w:t xml:space="preserve">Feature importance reveals business insights: route and address quality predict outcomes</w:t>
+        <w:t xml:space="preserve">Feature importance reveals business insights: route, battery health, and tracking gaps predict outcomes</w:t>
       </w:r>
     </w:p>
     <w:p>

--- a/documents/demo-scripts/08_Qlik_Predict.docx
+++ b/documents/demo-scripts/08_Qlik_Predict.docx
@@ -262,6 +262,33 @@
         </w:tc>
       </w:tr>
     </w:tbl>
+    <w:p>
+      <w:pPr>
+        <w:spacing w:after="120" w:before="80"/>
+      </w:pPr>
+      <w:r>
+        <w:rPr>
+          <w:rFonts w:ascii="Inter" w:cs="Inter" w:eastAsia="Inter" w:hAnsi="Inter"/>
+          <w:b/>
+          <w:bCs/>
+          <w:color w:val="006580"/>
+          <w:sz w:val="20"/>
+          <w:szCs w:val="20"/>
+        </w:rPr>
+        <w:t xml:space="preserve">Project Qlarity context:  </w:t>
+      </w:r>
+      <w:r>
+        <w:rPr>
+          <w:rFonts w:ascii="Inter" w:cs="Inter" w:eastAsia="Inter" w:hAnsi="Inter"/>
+          <w:i/>
+          <w:iCs/>
+          <w:color w:val="454659"/>
+          <w:sz w:val="20"/>
+          <w:szCs w:val="20"/>
+        </w:rPr>
+        <w:t xml:space="preserve">Project Qlarity Phase 2 (Analytics &amp; Quality): AutoML spoilage prediction. The Cold Chain Exceedance model is Qlarity's spoilage predictor (it would have flagged the TransFrio fleet change, Nightmare #6); the Late Delivery model links tracking and address gaps (Nightmare #2) to SLA outcomes.</w:t>
+      </w:r>
+    </w:p>
     <w:p>
       <w:pPr>
         <w:spacing w:after="120" w:before="280"/>
@@ -2335,7 +2362,7 @@
         <w:sz w:val="18"/>
         <w:szCs w:val="18"/>
       </w:rPr>
-      <w:t xml:space="preserve">DEMO SCRIPT — Module 8</w:t>
+      <w:t xml:space="preserve">Project Qlarity Demo Walkthrough — Module 8</w:t>
     </w:r>
   </w:p>
 </w:hdr>

--- a/documents/demo-scripts/08_Qlik_Predict.docx
+++ b/documents/demo-scripts/08_Qlik_Predict.docx
@@ -84,7 +84,7 @@
             <w:r>
               <w:rPr>
                 <w:rFonts w:ascii="Inter" w:cs="Inter" w:eastAsia="Inter" w:hAnsi="Inter"/>
-                <w:color w:val="454659"/>
+                <w:color w:val="54565A"/>
                 <w:sz w:val="20"/>
                 <w:szCs w:val="20"/>
               </w:rPr>
@@ -140,7 +140,7 @@
             <w:r>
               <w:rPr>
                 <w:rFonts w:ascii="Inter" w:cs="Inter" w:eastAsia="Inter" w:hAnsi="Inter"/>
-                <w:color w:val="454659"/>
+                <w:color w:val="54565A"/>
                 <w:sz w:val="20"/>
                 <w:szCs w:val="20"/>
               </w:rPr>
@@ -196,7 +196,7 @@
             <w:r>
               <w:rPr>
                 <w:rFonts w:ascii="Inter" w:cs="Inter" w:eastAsia="Inter" w:hAnsi="Inter"/>
-                <w:color w:val="454659"/>
+                <w:color w:val="54565A"/>
                 <w:sz w:val="20"/>
                 <w:szCs w:val="20"/>
               </w:rPr>
@@ -252,7 +252,7 @@
             <w:r>
               <w:rPr>
                 <w:rFonts w:ascii="Inter" w:cs="Inter" w:eastAsia="Inter" w:hAnsi="Inter"/>
-                <w:color w:val="454659"/>
+                <w:color w:val="54565A"/>
                 <w:sz w:val="20"/>
                 <w:szCs w:val="20"/>
               </w:rPr>
@@ -282,7 +282,7 @@
           <w:rFonts w:ascii="Inter" w:cs="Inter" w:eastAsia="Inter" w:hAnsi="Inter"/>
           <w:i/>
           <w:iCs/>
-          <w:color w:val="454659"/>
+          <w:color w:val="54565A"/>
           <w:sz w:val="20"/>
           <w:szCs w:val="20"/>
         </w:rPr>
@@ -317,7 +317,7 @@
           <w:bCs w:val="false"/>
           <w:i w:val="false"/>
           <w:iCs w:val="false"/>
-          <w:color w:val="454659"/>
+          <w:color w:val="54565A"/>
           <w:sz w:val="21"/>
           <w:szCs w:val="21"/>
         </w:rPr>
@@ -417,7 +417,7 @@
                 <w:rFonts w:ascii="Inter" w:cs="Inter" w:eastAsia="Inter" w:hAnsi="Inter"/>
                 <w:i/>
                 <w:iCs/>
-                <w:color w:val="454659"/>
+                <w:color w:val="54565A"/>
                 <w:sz w:val="20"/>
                 <w:szCs w:val="20"/>
               </w:rPr>
@@ -447,7 +447,7 @@
           <w:rFonts w:ascii="Inter" w:cs="Inter" w:eastAsia="Inter" w:hAnsi="Inter"/>
           <w:i/>
           <w:iCs/>
-          <w:color w:val="454659"/>
+          <w:color w:val="54565A"/>
           <w:sz w:val="20"/>
           <w:szCs w:val="20"/>
         </w:rPr>
@@ -533,7 +533,7 @@
             <w:r>
               <w:rPr>
                 <w:rFonts w:ascii="Inter" w:cs="Inter" w:eastAsia="Inter" w:hAnsi="Inter"/>
-                <w:color w:val="454659"/>
+                <w:color w:val="54565A"/>
                 <w:sz w:val="20"/>
                 <w:szCs w:val="20"/>
               </w:rPr>
@@ -589,7 +589,7 @@
             <w:r>
               <w:rPr>
                 <w:rFonts w:ascii="Inter" w:cs="Inter" w:eastAsia="Inter" w:hAnsi="Inter"/>
-                <w:color w:val="454659"/>
+                <w:color w:val="54565A"/>
                 <w:sz w:val="20"/>
                 <w:szCs w:val="20"/>
               </w:rPr>
@@ -645,7 +645,7 @@
             <w:r>
               <w:rPr>
                 <w:rFonts w:ascii="Inter" w:cs="Inter" w:eastAsia="Inter" w:hAnsi="Inter"/>
-                <w:color w:val="454659"/>
+                <w:color w:val="54565A"/>
                 <w:sz w:val="20"/>
                 <w:szCs w:val="20"/>
               </w:rPr>
@@ -701,7 +701,7 @@
             <w:r>
               <w:rPr>
                 <w:rFonts w:ascii="Inter" w:cs="Inter" w:eastAsia="Inter" w:hAnsi="Inter"/>
-                <w:color w:val="454659"/>
+                <w:color w:val="54565A"/>
                 <w:sz w:val="20"/>
                 <w:szCs w:val="20"/>
               </w:rPr>
@@ -757,7 +757,7 @@
             <w:r>
               <w:rPr>
                 <w:rFonts w:ascii="Inter" w:cs="Inter" w:eastAsia="Inter" w:hAnsi="Inter"/>
-                <w:color w:val="454659"/>
+                <w:color w:val="54565A"/>
                 <w:sz w:val="20"/>
                 <w:szCs w:val="20"/>
               </w:rPr>
@@ -804,7 +804,7 @@
           <w:rFonts w:ascii="Inter" w:cs="Inter" w:eastAsia="Inter" w:hAnsi="Inter"/>
           <w:b w:val="false"/>
           <w:bCs w:val="false"/>
-          <w:color w:val="454659"/>
+          <w:color w:val="54565A"/>
           <w:sz w:val="21"/>
           <w:szCs w:val="21"/>
         </w:rPr>
@@ -832,7 +832,7 @@
           <w:rFonts w:ascii="Inter" w:cs="Inter" w:eastAsia="Inter" w:hAnsi="Inter"/>
           <w:b w:val="false"/>
           <w:bCs w:val="false"/>
-          <w:color w:val="454659"/>
+          <w:color w:val="54565A"/>
           <w:sz w:val="21"/>
           <w:szCs w:val="21"/>
         </w:rPr>
@@ -860,7 +860,7 @@
           <w:rFonts w:ascii="Inter" w:cs="Inter" w:eastAsia="Inter" w:hAnsi="Inter"/>
           <w:b w:val="false"/>
           <w:bCs w:val="false"/>
-          <w:color w:val="454659"/>
+          <w:color w:val="54565A"/>
           <w:sz w:val="21"/>
           <w:szCs w:val="21"/>
         </w:rPr>
@@ -888,7 +888,7 @@
           <w:rFonts w:ascii="Inter" w:cs="Inter" w:eastAsia="Inter" w:hAnsi="Inter"/>
           <w:b w:val="false"/>
           <w:bCs w:val="false"/>
-          <w:color w:val="454659"/>
+          <w:color w:val="54565A"/>
           <w:sz w:val="21"/>
           <w:szCs w:val="21"/>
         </w:rPr>
@@ -916,7 +916,7 @@
           <w:rFonts w:ascii="Inter" w:cs="Inter" w:eastAsia="Inter" w:hAnsi="Inter"/>
           <w:b w:val="false"/>
           <w:bCs w:val="false"/>
-          <w:color w:val="454659"/>
+          <w:color w:val="54565A"/>
           <w:sz w:val="21"/>
           <w:szCs w:val="21"/>
         </w:rPr>
@@ -944,7 +944,7 @@
           <w:rFonts w:ascii="Inter" w:cs="Inter" w:eastAsia="Inter" w:hAnsi="Inter"/>
           <w:b w:val="false"/>
           <w:bCs w:val="false"/>
-          <w:color w:val="454659"/>
+          <w:color w:val="54565A"/>
           <w:sz w:val="21"/>
           <w:szCs w:val="21"/>
         </w:rPr>
@@ -1010,7 +1010,7 @@
             <w:r>
               <w:rPr>
                 <w:rFonts w:ascii="Inter" w:cs="Inter" w:eastAsia="Inter" w:hAnsi="Inter"/>
-                <w:color w:val="454659"/>
+                <w:color w:val="54565A"/>
                 <w:sz w:val="20"/>
                 <w:szCs w:val="20"/>
               </w:rPr>
@@ -1041,7 +1041,7 @@
           <w:rFonts w:ascii="Inter" w:cs="Inter" w:eastAsia="Inter" w:hAnsi="Inter"/>
           <w:b w:val="false"/>
           <w:bCs w:val="false"/>
-          <w:color w:val="454659"/>
+          <w:color w:val="54565A"/>
           <w:sz w:val="21"/>
           <w:szCs w:val="21"/>
         </w:rPr>
@@ -1069,7 +1069,7 @@
           <w:rFonts w:ascii="Inter" w:cs="Inter" w:eastAsia="Inter" w:hAnsi="Inter"/>
           <w:b w:val="false"/>
           <w:bCs w:val="false"/>
-          <w:color w:val="454659"/>
+          <w:color w:val="54565A"/>
           <w:sz w:val="21"/>
           <w:szCs w:val="21"/>
         </w:rPr>
@@ -1151,7 +1151,7 @@
             <w:r>
               <w:rPr>
                 <w:rFonts w:ascii="Inter" w:cs="Inter" w:eastAsia="Inter" w:hAnsi="Inter"/>
-                <w:color w:val="454659"/>
+                <w:color w:val="54565A"/>
                 <w:sz w:val="20"/>
                 <w:szCs w:val="20"/>
               </w:rPr>
@@ -1240,7 +1240,7 @@
             <w:r>
               <w:rPr>
                 <w:rFonts w:ascii="Inter" w:cs="Inter" w:eastAsia="Inter" w:hAnsi="Inter"/>
-                <w:color w:val="454659"/>
+                <w:color w:val="54565A"/>
                 <w:sz w:val="20"/>
                 <w:szCs w:val="20"/>
               </w:rPr>
@@ -1296,7 +1296,7 @@
             <w:r>
               <w:rPr>
                 <w:rFonts w:ascii="Inter" w:cs="Inter" w:eastAsia="Inter" w:hAnsi="Inter"/>
-                <w:color w:val="454659"/>
+                <w:color w:val="54565A"/>
                 <w:sz w:val="20"/>
                 <w:szCs w:val="20"/>
               </w:rPr>
@@ -1352,7 +1352,7 @@
             <w:r>
               <w:rPr>
                 <w:rFonts w:ascii="Inter" w:cs="Inter" w:eastAsia="Inter" w:hAnsi="Inter"/>
-                <w:color w:val="454659"/>
+                <w:color w:val="54565A"/>
                 <w:sz w:val="20"/>
                 <w:szCs w:val="20"/>
               </w:rPr>
@@ -1408,7 +1408,7 @@
             <w:r>
               <w:rPr>
                 <w:rFonts w:ascii="Inter" w:cs="Inter" w:eastAsia="Inter" w:hAnsi="Inter"/>
-                <w:color w:val="454659"/>
+                <w:color w:val="54565A"/>
                 <w:sz w:val="20"/>
                 <w:szCs w:val="20"/>
               </w:rPr>
@@ -1464,7 +1464,7 @@
             <w:r>
               <w:rPr>
                 <w:rFonts w:ascii="Inter" w:cs="Inter" w:eastAsia="Inter" w:hAnsi="Inter"/>
-                <w:color w:val="454659"/>
+                <w:color w:val="54565A"/>
                 <w:sz w:val="20"/>
                 <w:szCs w:val="20"/>
               </w:rPr>
@@ -1511,7 +1511,7 @@
           <w:rFonts w:ascii="Inter" w:cs="Inter" w:eastAsia="Inter" w:hAnsi="Inter"/>
           <w:b w:val="false"/>
           <w:bCs w:val="false"/>
-          <w:color w:val="454659"/>
+          <w:color w:val="54565A"/>
           <w:sz w:val="21"/>
           <w:szCs w:val="21"/>
         </w:rPr>
@@ -1539,7 +1539,7 @@
           <w:rFonts w:ascii="Inter" w:cs="Inter" w:eastAsia="Inter" w:hAnsi="Inter"/>
           <w:b w:val="false"/>
           <w:bCs w:val="false"/>
-          <w:color w:val="454659"/>
+          <w:color w:val="54565A"/>
           <w:sz w:val="21"/>
           <w:szCs w:val="21"/>
         </w:rPr>
@@ -1567,7 +1567,7 @@
           <w:rFonts w:ascii="Inter" w:cs="Inter" w:eastAsia="Inter" w:hAnsi="Inter"/>
           <w:b w:val="false"/>
           <w:bCs w:val="false"/>
-          <w:color w:val="454659"/>
+          <w:color w:val="54565A"/>
           <w:sz w:val="21"/>
           <w:szCs w:val="21"/>
         </w:rPr>
@@ -1633,7 +1633,7 @@
             <w:r>
               <w:rPr>
                 <w:rFonts w:ascii="Inter" w:cs="Inter" w:eastAsia="Inter" w:hAnsi="Inter"/>
-                <w:color w:val="454659"/>
+                <w:color w:val="54565A"/>
                 <w:sz w:val="20"/>
                 <w:szCs w:val="20"/>
               </w:rPr>
@@ -1664,7 +1664,7 @@
           <w:rFonts w:ascii="Inter" w:cs="Inter" w:eastAsia="Inter" w:hAnsi="Inter"/>
           <w:b w:val="false"/>
           <w:bCs w:val="false"/>
-          <w:color w:val="454659"/>
+          <w:color w:val="54565A"/>
           <w:sz w:val="21"/>
           <w:szCs w:val="21"/>
         </w:rPr>
@@ -1746,7 +1746,7 @@
             <w:r>
               <w:rPr>
                 <w:rFonts w:ascii="Inter" w:cs="Inter" w:eastAsia="Inter" w:hAnsi="Inter"/>
-                <w:color w:val="454659"/>
+                <w:color w:val="54565A"/>
                 <w:sz w:val="20"/>
                 <w:szCs w:val="20"/>
               </w:rPr>
@@ -1814,7 +1814,7 @@
                 <w:rFonts w:ascii="Inter" w:cs="Inter" w:eastAsia="Inter" w:hAnsi="Inter"/>
                 <w:i/>
                 <w:iCs/>
-                <w:color w:val="454659"/>
+                <w:color w:val="54565A"/>
                 <w:sz w:val="18"/>
                 <w:szCs w:val="18"/>
               </w:rPr>
@@ -1844,7 +1844,7 @@
           <w:rFonts w:ascii="Inter" w:cs="Inter" w:eastAsia="Inter" w:hAnsi="Inter"/>
           <w:i/>
           <w:iCs/>
-          <w:color w:val="454659"/>
+          <w:color w:val="54565A"/>
           <w:sz w:val="20"/>
           <w:szCs w:val="20"/>
         </w:rPr>
@@ -1858,7 +1858,7 @@
       <w:r>
         <w:rPr>
           <w:rFonts w:ascii="Inter" w:cs="Inter" w:eastAsia="Inter" w:hAnsi="Inter"/>
-          <w:color w:val="454659"/>
+          <w:color w:val="54565A"/>
           <w:sz w:val="20"/>
           <w:szCs w:val="20"/>
         </w:rPr>
@@ -1878,7 +1878,7 @@
       <w:r>
         <w:rPr>
           <w:rFonts w:ascii="Inter" w:cs="Inter" w:eastAsia="Inter" w:hAnsi="Inter"/>
-          <w:color w:val="454659"/>
+          <w:color w:val="54565A"/>
           <w:sz w:val="20"/>
           <w:szCs w:val="20"/>
         </w:rPr>
@@ -1898,7 +1898,7 @@
       <w:r>
         <w:rPr>
           <w:rFonts w:ascii="Inter" w:cs="Inter" w:eastAsia="Inter" w:hAnsi="Inter"/>
-          <w:color w:val="454659"/>
+          <w:color w:val="54565A"/>
           <w:sz w:val="20"/>
           <w:szCs w:val="20"/>
         </w:rPr>
@@ -2119,35 +2119,11 @@
     <w:r>
       <w:rPr>
         <w:rFonts w:ascii="Inter" w:cs="Inter" w:eastAsia="Inter" w:hAnsi="Inter"/>
-        <w:color w:val="454659"/>
+        <w:color w:val="54565A"/>
         <w:sz w:val="14"/>
         <w:szCs w:val="14"/>
       </w:rPr>
-      <w:t xml:space="preserve">Meridian Commerce Group  •  </w:t>
-    </w:r>
-    <w:r>
-      <w:rPr>
-        <w:rFonts w:ascii="Inter" w:cs="Inter" w:eastAsia="Inter" w:hAnsi="Inter"/>
-        <w:color w:val="454659"/>
-        <w:sz w:val="14"/>
-        <w:szCs w:val="14"/>
-      </w:rPr>
-      <w:t xml:space="preserve">Weena 505, 3013 AL Rotterdam, Netherlands</w:t>
-    </w:r>
-  </w:p>
-  <w:p>
-    <w:pPr>
-      <w:spacing w:after="0" w:before="0"/>
-      <w:jc w:val="center"/>
-    </w:pPr>
-    <w:r>
-      <w:rPr>
-        <w:rFonts w:ascii="Inter" w:cs="Inter" w:eastAsia="Inter" w:hAnsi="Inter"/>
-        <w:color w:val="454659"/>
-        <w:sz w:val="14"/>
-        <w:szCs w:val="14"/>
-      </w:rPr>
-      <w:t xml:space="preserve">+31 10 798 4000  •  www.meridiancommerce.com  •  info@meridiancommerce.com</w:t>
+      <w:t xml:space="preserve">Qlik</w:t>
     </w:r>
   </w:p>
   <w:p>
@@ -2169,7 +2145,7 @@
     <w:r>
       <w:rPr>
         <w:rFonts w:ascii="Inter" w:cs="Inter" w:eastAsia="Inter" w:hAnsi="Inter"/>
-        <w:color w:val="454659"/>
+        <w:color w:val="54565A"/>
         <w:sz w:val="13"/>
         <w:szCs w:val="13"/>
       </w:rPr>
@@ -2178,7 +2154,7 @@
     <w:r>
       <w:rPr>
         <w:rFonts w:ascii="Inter" w:cs="Inter" w:eastAsia="Inter" w:hAnsi="Inter"/>
-        <w:color w:val="454659"/>
+        <w:color w:val="54565A"/>
         <w:sz w:val="13"/>
         <w:szCs w:val="13"/>
       </w:rPr>
@@ -2232,12 +2208,12 @@
 <w:hdr xmlns:wpc="http://schemas.microsoft.com/office/word/2010/wordprocessingCanvas" xmlns:mc="http://schemas.openxmlformats.org/markup-compatibility/2006" xmlns:o="urn:schemas-microsoft-com:office:office" xmlns:r="http://schemas.openxmlformats.org/officeDocument/2006/relationships" xmlns:m="http://schemas.openxmlformats.org/officeDocument/2006/math" xmlns:v="urn:schemas-microsoft-com:vml" xmlns:wp14="http://schemas.microsoft.com/office/word/2010/wordprocessingDrawing" xmlns:wp="http://schemas.openxmlformats.org/drawingml/2006/wordprocessingDrawing" xmlns:w10="urn:schemas-microsoft-com:office:word" xmlns:w="http://schemas.openxmlformats.org/wordprocessingml/2006/main" xmlns:w14="http://schemas.microsoft.com/office/word/2010/wordml" xmlns:w15="http://schemas.microsoft.com/office/word/2012/wordml" xmlns:wpg="http://schemas.microsoft.com/office/word/2010/wordprocessingGroup" xmlns:wpi="http://schemas.microsoft.com/office/word/2010/wordprocessingInk" xmlns:wne="http://schemas.microsoft.com/office/word/2006/wordml" xmlns:wps="http://schemas.microsoft.com/office/word/2010/wordprocessingShape" xmlns:cx="http://schemas.microsoft.com/office/drawing/2014/chartex" xmlns:cx1="http://schemas.microsoft.com/office/drawing/2015/9/8/chartex" xmlns:cx2="http://schemas.microsoft.com/office/drawing/2015/10/21/chartex" xmlns:cx3="http://schemas.microsoft.com/office/drawing/2016/5/9/chartex" xmlns:cx4="http://schemas.microsoft.com/office/drawing/2016/5/10/chartex" xmlns:cx5="http://schemas.microsoft.com/office/drawing/2016/5/11/chartex" xmlns:cx6="http://schemas.microsoft.com/office/drawing/2016/5/12/chartex" xmlns:cx7="http://schemas.microsoft.com/office/drawing/2016/5/13/chartex" xmlns:cx8="http://schemas.microsoft.com/office/drawing/2016/5/14/chartex" xmlns:w16cid="http://schemas.microsoft.com/office/word/2016/wordml/cid" xmlns:w16se="http://schemas.microsoft.com/office/word/2015/wordml/symex">
   <w:p>
     <w:pPr>
-      <w:spacing w:after="0"/>
+      <w:spacing w:after="60"/>
     </w:pPr>
     <w:r>
       <w:drawing>
         <wp:inline distT="0" distB="0" distL="0" distR="0">
-          <wp:extent cx="762000" cy="333375"/>
+          <wp:extent cx="1123950" cy="628650"/>
           <wp:effectExtent t="0" r="0" b="0" l="0"/>
           <wp:docPr id="1" name="" descr="" title=""/>
           <wp:cNvGraphicFramePr>
@@ -2262,7 +2238,7 @@
                 <pic:spPr bwMode="auto">
                   <a:xfrm>
                     <a:off x="0" y="0"/>
-                    <a:ext cx="762000" cy="333375"/>
+                    <a:ext cx="1123950" cy="628650"/>
                   </a:xfrm>
                   <a:prstGeom prst="rect">
                     <a:avLst/>
@@ -2273,63 +2249,6 @@
           </a:graphic>
         </wp:inline>
       </w:drawing>
-    </w:r>
-    <w:r>
-      <w:rPr>
-        <w:rFonts w:ascii="Inter" w:cs="Inter" w:eastAsia="Inter" w:hAnsi="Inter"/>
-        <w:sz w:val="20"/>
-        <w:szCs w:val="20"/>
-      </w:rPr>
-      <w:t xml:space="preserve">   </w:t>
-    </w:r>
-    <w:r>
-      <w:rPr>
-        <w:rFonts w:ascii="Inter" w:cs="Inter" w:eastAsia="Inter" w:hAnsi="Inter"/>
-        <w:b/>
-        <w:bCs/>
-        <w:color w:val="19416C"/>
-        <w:sz w:val="26"/>
-        <w:szCs w:val="26"/>
-      </w:rPr>
-      <w:t xml:space="preserve">MERIDIAN</w:t>
-    </w:r>
-    <w:r>
-      <w:rPr>
-        <w:rFonts w:ascii="Inter" w:cs="Inter" w:eastAsia="Inter" w:hAnsi="Inter"/>
-        <w:b w:val="false"/>
-        <w:bCs w:val="false"/>
-        <w:color w:val="19416C"/>
-        <w:sz w:val="26"/>
-        <w:szCs w:val="26"/>
-      </w:rPr>
-      <w:t xml:space="preserve"> COMMERCE </w:t>
-    </w:r>
-    <w:r>
-      <w:rPr>
-        <w:rFonts w:ascii="Inter" w:cs="Inter" w:eastAsia="Inter" w:hAnsi="Inter"/>
-        <w:b/>
-        <w:bCs/>
-        <w:color w:val="009845"/>
-        <w:sz w:val="26"/>
-        <w:szCs w:val="26"/>
-      </w:rPr>
-      <w:t xml:space="preserve">GROUP</w:t>
-    </w:r>
-  </w:p>
-  <w:p>
-    <w:pPr>
-      <w:spacing w:after="0"/>
-    </w:pPr>
-    <w:r>
-      <w:rPr>
-        <w:rFonts w:ascii="Inter" w:cs="Inter" w:eastAsia="Inter" w:hAnsi="Inter"/>
-        <w:i/>
-        <w:iCs/>
-        <w:color w:val="454659"/>
-        <w:sz w:val="16"/>
-        <w:szCs w:val="16"/>
-      </w:rPr>
-      <w:t xml:space="preserve">The neighborhood store with global reach</w:t>
     </w:r>
   </w:p>
   <w:p>
@@ -2464,12 +2383,12 @@
 </file>
 
 <file path=word/styles.xml><?xml version="1.0" encoding="utf-8"?>
-<w:styles xmlns:mc="http://schemas.openxmlformats.org/markup-compatibility/2006" xmlns:r="http://schemas.openxmlformats.org/officeDocument/2006/relationships" xmlns:w="http://schemas.openxmlformats.org/wordprocessingml/2006/main" xmlns:w14="http://schemas.microsoft.com/office/word/2010/wordml" xmlns:w15="http://schemas.microsoft.com/office/word/2012/wordml" xmlns:w16cex="http://schemas.microsoft.com/office/word/2018/wordml/cex" xmlns:w16cid="http://schemas.microsoft.com/office/word/2016/wordml/cid" xmlns:w16="http://schemas.microsoft.com/office/word/2018/wordml" xmlns:w16sdtdh="http://schemas.microsoft.com/office/word/2020/wordml/sdtdatahash" xmlns:w16se="http://schemas.microsoft.com/office/word/2015/wordml/symex" mc:Ignorable="w14 w15 w16se w16cid w16 w16cex w16sdtdh">
+<w:styles xmlns:mc="http://schemas.openxmlformats.org/markup-compatibility/2006" xmlns:r="http://schemas.openxmlformats.org/officeDocument/2006/relationships" xmlns:w="http://schemas.openxmlformats.org/wordprocessingml/2006/main" xmlns:w14="http://schemas.microsoft.com/office/word/2010/wordml" xmlns:w15="http://schemas.microsoft.com/office/word/2012/wordml" mc:Ignorable="w14 w15">
   <w:docDefaults>
     <w:rPrDefault>
       <w:rPr>
         <w:rFonts w:ascii="Inter" w:cs="Inter" w:eastAsia="Inter" w:hAnsi="Inter"/>
-        <w:color w:val="454659"/>
+        <w:color w:val="54565A"/>
         <w:sz w:val="22"/>
         <w:szCs w:val="22"/>
       </w:rPr>
@@ -2669,941 +2588,5 @@
       <w:szCs w:val="20"/>
     </w:rPr>
   </w:style>
-  <w:docDefaults>
-    <w:rPrDefault>
-      <w:rPr>
-        <w:rFonts w:asciiTheme="minorHAnsi" w:eastAsiaTheme="minorHAnsi" w:hAnsiTheme="minorHAnsi" w:cstheme="minorBidi"/>
-        <w:kern w:val="2"/>
-        <w:sz w:val="24"/>
-        <w:szCs w:val="24"/>
-        <w:lang w:val="en-US" w:eastAsia="en-US" w:bidi="ar-SA"/>
-        <w14:ligatures w14:val="standardContextual"/>
-      </w:rPr>
-    </w:rPrDefault>
-    <w:pPrDefault/>
-  </w:docDefaults>
-  <w:latentStyles w:defLockedState="0" w:defUIPriority="99" w:defSemiHidden="0" w:defUnhideWhenUsed="0" w:defQFormat="0" w:count="376">
-    <w:lsdException w:name="Normal" w:uiPriority="0" w:qFormat="1"/>
-    <w:lsdException w:name="heading 1" w:uiPriority="9" w:qFormat="1"/>
-    <w:lsdException w:name="heading 2" w:semiHidden="1" w:uiPriority="9" w:unhideWhenUsed="1" w:qFormat="1"/>
-    <w:lsdException w:name="heading 3" w:semiHidden="1" w:uiPriority="9" w:unhideWhenUsed="1" w:qFormat="1"/>
-    <w:lsdException w:name="heading 4" w:semiHidden="1" w:uiPriority="9" w:unhideWhenUsed="1" w:qFormat="1"/>
-    <w:lsdException w:name="heading 5" w:semiHidden="1" w:uiPriority="9" w:unhideWhenUsed="1" w:qFormat="1"/>
-    <w:lsdException w:name="heading 6" w:semiHidden="1" w:uiPriority="9" w:unhideWhenUsed="1" w:qFormat="1"/>
-    <w:lsdException w:name="heading 7" w:semiHidden="1" w:uiPriority="9" w:unhideWhenUsed="1" w:qFormat="1"/>
-    <w:lsdException w:name="heading 8" w:semiHidden="1" w:uiPriority="9" w:unhideWhenUsed="1" w:qFormat="1"/>
-    <w:lsdException w:name="heading 9" w:semiHidden="1" w:uiPriority="9" w:unhideWhenUsed="1" w:qFormat="1"/>
-    <w:lsdException w:name="index 1" w:semiHidden="1" w:unhideWhenUsed="1"/>
-    <w:lsdException w:name="index 2" w:semiHidden="1" w:unhideWhenUsed="1"/>
-    <w:lsdException w:name="index 3" w:semiHidden="1" w:unhideWhenUsed="1"/>
-    <w:lsdException w:name="index 4" w:semiHidden="1" w:unhideWhenUsed="1"/>
-    <w:lsdException w:name="index 5" w:semiHidden="1" w:unhideWhenUsed="1"/>
-    <w:lsdException w:name="index 6" w:semiHidden="1" w:unhideWhenUsed="1"/>
-    <w:lsdException w:name="index 7" w:semiHidden="1" w:unhideWhenUsed="1"/>
-    <w:lsdException w:name="index 8" w:semiHidden="1" w:unhideWhenUsed="1"/>
-    <w:lsdException w:name="index 9" w:semiHidden="1" w:unhideWhenUsed="1"/>
-    <w:lsdException w:name="toc 1" w:semiHidden="1" w:uiPriority="39" w:unhideWhenUsed="1"/>
-    <w:lsdException w:name="toc 2" w:semiHidden="1" w:uiPriority="39" w:unhideWhenUsed="1"/>
-    <w:lsdException w:name="toc 3" w:semiHidden="1" w:uiPriority="39" w:unhideWhenUsed="1"/>
-    <w:lsdException w:name="toc 4" w:semiHidden="1" w:uiPriority="39" w:unhideWhenUsed="1"/>
-    <w:lsdException w:name="toc 5" w:semiHidden="1" w:uiPriority="39" w:unhideWhenUsed="1"/>
-    <w:lsdException w:name="toc 6" w:semiHidden="1" w:uiPriority="39" w:unhideWhenUsed="1"/>
-    <w:lsdException w:name="toc 7" w:semiHidden="1" w:uiPriority="39" w:unhideWhenUsed="1"/>
-    <w:lsdException w:name="toc 8" w:semiHidden="1" w:uiPriority="39" w:unhideWhenUsed="1"/>
-    <w:lsdException w:name="toc 9" w:semiHidden="1" w:uiPriority="39" w:unhideWhenUsed="1"/>
-    <w:lsdException w:name="Normal Indent" w:semiHidden="1" w:unhideWhenUsed="1"/>
-    <w:lsdException w:name="footnote text" w:semiHidden="1" w:unhideWhenUsed="1"/>
-    <w:lsdException w:name="annotation text" w:semiHidden="1" w:unhideWhenUsed="1"/>
-    <w:lsdException w:name="header" w:semiHidden="1" w:unhideWhenUsed="1"/>
-    <w:lsdException w:name="footer" w:semiHidden="1" w:unhideWhenUsed="1"/>
-    <w:lsdException w:name="index heading" w:semiHidden="1" w:unhideWhenUsed="1"/>
-    <w:lsdException w:name="caption" w:semiHidden="1" w:uiPriority="35" w:unhideWhenUsed="1" w:qFormat="1"/>
-    <w:lsdException w:name="table of figures" w:semiHidden="1" w:unhideWhenUsed="1"/>
-    <w:lsdException w:name="envelope address" w:semiHidden="1" w:unhideWhenUsed="1"/>
-    <w:lsdException w:name="envelope return" w:semiHidden="1" w:unhideWhenUsed="1"/>
-    <w:lsdException w:name="footnote reference" w:semiHidden="1" w:unhideWhenUsed="1"/>
-    <w:lsdException w:name="annotation reference" w:semiHidden="1" w:unhideWhenUsed="1"/>
-    <w:lsdException w:name="line number" w:semiHidden="1" w:unhideWhenUsed="1"/>
-    <w:lsdException w:name="page number" w:semiHidden="1" w:unhideWhenUsed="1"/>
-    <w:lsdException w:name="endnote reference" w:semiHidden="1" w:unhideWhenUsed="1"/>
-    <w:lsdException w:name="endnote text" w:semiHidden="1" w:unhideWhenUsed="1"/>
-    <w:lsdException w:name="table of authorities" w:semiHidden="1" w:unhideWhenUsed="1"/>
-    <w:lsdException w:name="macro" w:semiHidden="1" w:unhideWhenUsed="1"/>
-    <w:lsdException w:name="toa heading" w:semiHidden="1" w:unhideWhenUsed="1"/>
-    <w:lsdException w:name="List" w:semiHidden="1" w:unhideWhenUsed="1"/>
-    <w:lsdException w:name="List Bullet" w:semiHidden="1" w:unhideWhenUsed="1"/>
-    <w:lsdException w:name="List Number" w:semiHidden="1" w:unhideWhenUsed="1"/>
-    <w:lsdException w:name="List 2" w:semiHidden="1" w:unhideWhenUsed="1"/>
-    <w:lsdException w:name="List 3" w:semiHidden="1" w:unhideWhenUsed="1"/>
-    <w:lsdException w:name="List 4" w:semiHidden="1" w:unhideWhenUsed="1"/>
-    <w:lsdException w:name="List 5" w:semiHidden="1" w:unhideWhenUsed="1"/>
-    <w:lsdException w:name="List Bullet 2" w:semiHidden="1" w:unhideWhenUsed="1"/>
-    <w:lsdException w:name="List Bullet 3" w:semiHidden="1" w:unhideWhenUsed="1"/>
-    <w:lsdException w:name="List Bullet 4" w:semiHidden="1" w:unhideWhenUsed="1"/>
-    <w:lsdException w:name="List Bullet 5" w:semiHidden="1" w:unhideWhenUsed="1"/>
-    <w:lsdException w:name="List Number 2" w:semiHidden="1" w:unhideWhenUsed="1"/>
-    <w:lsdException w:name="List Number 3" w:semiHidden="1" w:unhideWhenUsed="1"/>
-    <w:lsdException w:name="List Number 4" w:semiHidden="1" w:unhideWhenUsed="1"/>
-    <w:lsdException w:name="List Number 5" w:semiHidden="1" w:unhideWhenUsed="1"/>
-    <w:lsdException w:name="Title" w:uiPriority="10" w:qFormat="1"/>
-    <w:lsdException w:name="Closing" w:semiHidden="1" w:unhideWhenUsed="1"/>
-    <w:lsdException w:name="Signature" w:semiHidden="1" w:unhideWhenUsed="1"/>
-    <w:lsdException w:name="Default Paragraph Font" w:semiHidden="1" w:uiPriority="1" w:unhideWhenUsed="1"/>
-    <w:lsdException w:name="Body Text" w:semiHidden="1" w:uiPriority="1" w:unhideWhenUsed="1" w:qFormat="1"/>
-    <w:lsdException w:name="Body Text Indent" w:semiHidden="1" w:unhideWhenUsed="1"/>
-    <w:lsdException w:name="List Continue" w:semiHidden="1" w:unhideWhenUsed="1"/>
-    <w:lsdException w:name="List Continue 2" w:semiHidden="1" w:unhideWhenUsed="1"/>
-    <w:lsdException w:name="List Continue 3" w:semiHidden="1" w:unhideWhenUsed="1"/>
-    <w:lsdException w:name="List Continue 4" w:semiHidden="1" w:unhideWhenUsed="1"/>
-    <w:lsdException w:name="List Continue 5" w:semiHidden="1" w:unhideWhenUsed="1"/>
-    <w:lsdException w:name="Message Header" w:semiHidden="1" w:unhideWhenUsed="1"/>
-    <w:lsdException w:name="Subtitle" w:uiPriority="11" w:qFormat="1"/>
-    <w:lsdException w:name="Salutation" w:semiHidden="1" w:unhideWhenUsed="1"/>
-    <w:lsdException w:name="Date" w:semiHidden="1" w:unhideWhenUsed="1"/>
-    <w:lsdException w:name="Body Text First Indent" w:semiHidden="1" w:unhideWhenUsed="1"/>
-    <w:lsdException w:name="Body Text First Indent 2" w:semiHidden="1" w:unhideWhenUsed="1"/>
-    <w:lsdException w:name="Note Heading" w:semiHidden="1" w:unhideWhenUsed="1"/>
-    <w:lsdException w:name="Body Text 2" w:semiHidden="1" w:unhideWhenUsed="1"/>
-    <w:lsdException w:name="Body Text 3" w:semiHidden="1" w:unhideWhenUsed="1"/>
-    <w:lsdException w:name="Body Text Indent 2" w:semiHidden="1" w:unhideWhenUsed="1"/>
-    <w:lsdException w:name="Body Text Indent 3" w:semiHidden="1" w:unhideWhenUsed="1"/>
-    <w:lsdException w:name="Block Text" w:semiHidden="1" w:unhideWhenUsed="1"/>
-    <w:lsdException w:name="Hyperlink" w:semiHidden="1" w:unhideWhenUsed="1"/>
-    <w:lsdException w:name="FollowedHyperlink" w:semiHidden="1" w:unhideWhenUsed="1"/>
-    <w:lsdException w:name="Strong" w:uiPriority="22" w:qFormat="1"/>
-    <w:lsdException w:name="Emphasis" w:uiPriority="20" w:qFormat="1"/>
-    <w:lsdException w:name="Document Map" w:semiHidden="1" w:unhideWhenUsed="1"/>
-    <w:lsdException w:name="Plain Text" w:semiHidden="1" w:unhideWhenUsed="1"/>
-    <w:lsdException w:name="E-mail Signature" w:semiHidden="1" w:unhideWhenUsed="1"/>
-    <w:lsdException w:name="HTML Top of Form" w:semiHidden="1" w:unhideWhenUsed="1"/>
-    <w:lsdException w:name="HTML Bottom of Form" w:semiHidden="1" w:unhideWhenUsed="1"/>
-    <w:lsdException w:name="Normal (Web)" w:semiHidden="1" w:unhideWhenUsed="1"/>
-    <w:lsdException w:name="HTML Acronym" w:semiHidden="1" w:unhideWhenUsed="1"/>
-    <w:lsdException w:name="HTML Address" w:semiHidden="1" w:unhideWhenUsed="1"/>
-    <w:lsdException w:name="HTML Cite" w:semiHidden="1" w:unhideWhenUsed="1"/>
-    <w:lsdException w:name="HTML Code" w:semiHidden="1" w:unhideWhenUsed="1"/>
-    <w:lsdException w:name="HTML Definition" w:semiHidden="1" w:unhideWhenUsed="1"/>
-    <w:lsdException w:name="HTML Keyboard" w:semiHidden="1" w:unhideWhenUsed="1"/>
-    <w:lsdException w:name="HTML Preformatted" w:semiHidden="1" w:unhideWhenUsed="1"/>
-    <w:lsdException w:name="HTML Sample" w:semiHidden="1" w:unhideWhenUsed="1"/>
-    <w:lsdException w:name="HTML Typewriter" w:semiHidden="1" w:unhideWhenUsed="1"/>
-    <w:lsdException w:name="HTML Variable" w:semiHidden="1" w:unhideWhenUsed="1"/>
-    <w:lsdException w:name="Normal Table" w:semiHidden="1" w:unhideWhenUsed="1"/>
-    <w:lsdException w:name="annotation subject" w:semiHidden="1" w:unhideWhenUsed="1"/>
-    <w:lsdException w:name="No List" w:semiHidden="1" w:unhideWhenUsed="1"/>
-    <w:lsdException w:name="Outline List 1" w:semiHidden="1" w:unhideWhenUsed="1"/>
-    <w:lsdException w:name="Outline List 2" w:semiHidden="1" w:unhideWhenUsed="1"/>
-    <w:lsdException w:name="Outline List 3" w:semiHidden="1" w:unhideWhenUsed="1"/>
-    <w:lsdException w:name="Table Simple 1" w:semiHidden="1" w:unhideWhenUsed="1"/>
-    <w:lsdException w:name="Table Simple 2" w:semiHidden="1" w:unhideWhenUsed="1"/>
-    <w:lsdException w:name="Table Simple 3" w:semiHidden="1" w:unhideWhenUsed="1"/>
-    <w:lsdException w:name="Table Classic 1" w:semiHidden="1" w:unhideWhenUsed="1"/>
-    <w:lsdException w:name="Table Classic 2" w:semiHidden="1" w:unhideWhenUsed="1"/>
-    <w:lsdException w:name="Table Classic 3" w:semiHidden="1" w:unhideWhenUsed="1"/>
-    <w:lsdException w:name="Table Classic 4" w:semiHidden="1" w:unhideWhenUsed="1"/>
-    <w:lsdException w:name="Table Colorful 1" w:semiHidden="1" w:unhideWhenUsed="1"/>
-    <w:lsdException w:name="Table Colorful 2" w:semiHidden="1" w:unhideWhenUsed="1"/>
-    <w:lsdException w:name="Table Colorful 3" w:semiHidden="1" w:unhideWhenUsed="1"/>
-    <w:lsdException w:name="Table Columns 1" w:semiHidden="1" w:unhideWhenUsed="1"/>
-    <w:lsdException w:name="Table Columns 2" w:semiHidden="1" w:unhideWhenUsed="1"/>
-    <w:lsdException w:name="Table Columns 3" w:semiHidden="1" w:unhideWhenUsed="1"/>
-    <w:lsdException w:name="Table Columns 4" w:semiHidden="1" w:unhideWhenUsed="1"/>
-    <w:lsdException w:name="Table Columns 5" w:semiHidden="1" w:unhideWhenUsed="1"/>
-    <w:lsdException w:name="Table Grid 1" w:semiHidden="1" w:unhideWhenUsed="1"/>
-    <w:lsdException w:name="Table Grid 2" w:semiHidden="1" w:unhideWhenUsed="1"/>
-    <w:lsdException w:name="Table Grid 3" w:semiHidden="1" w:unhideWhenUsed="1"/>
-    <w:lsdException w:name="Table Grid 4" w:semiHidden="1" w:unhideWhenUsed="1"/>
-    <w:lsdException w:name="Table Grid 5" w:semiHidden="1" w:unhideWhenUsed="1"/>
-    <w:lsdException w:name="Table Grid 6" w:semiHidden="1" w:unhideWhenUsed="1"/>
-    <w:lsdException w:name="Table Grid 7" w:semiHidden="1" w:unhideWhenUsed="1"/>
-    <w:lsdException w:name="Table Grid 8" w:semiHidden="1" w:unhideWhenUsed="1"/>
-    <w:lsdException w:name="Table List 1" w:semiHidden="1" w:unhideWhenUsed="1"/>
-    <w:lsdException w:name="Table List 2" w:semiHidden="1" w:unhideWhenUsed="1"/>
-    <w:lsdException w:name="Table List 3" w:semiHidden="1" w:unhideWhenUsed="1"/>
-    <w:lsdException w:name="Table List 4" w:semiHidden="1" w:unhideWhenUsed="1"/>
-    <w:lsdException w:name="Table List 5" w:semiHidden="1" w:unhideWhenUsed="1"/>
-    <w:lsdException w:name="Table List 6" w:semiHidden="1" w:unhideWhenUsed="1"/>
-    <w:lsdException w:name="Table List 7" w:semiHidden="1" w:unhideWhenUsed="1"/>
-    <w:lsdException w:name="Table List 8" w:semiHidden="1" w:unhideWhenUsed="1"/>
-    <w:lsdException w:name="Table 3D effects 1" w:semiHidden="1" w:unhideWhenUsed="1"/>
-    <w:lsdException w:name="Table 3D effects 2" w:semiHidden="1" w:unhideWhenUsed="1"/>
-    <w:lsdException w:name="Table 3D effects 3" w:semiHidden="1" w:unhideWhenUsed="1"/>
-    <w:lsdException w:name="Table Contemporary" w:semiHidden="1" w:unhideWhenUsed="1"/>
-    <w:lsdException w:name="Table Elegant" w:semiHidden="1" w:unhideWhenUsed="1"/>
-    <w:lsdException w:name="Table Professional" w:semiHidden="1" w:unhideWhenUsed="1"/>
-    <w:lsdException w:name="Table Subtle 1" w:semiHidden="1" w:unhideWhenUsed="1"/>
-    <w:lsdException w:name="Table Subtle 2" w:semiHidden="1" w:unhideWhenUsed="1"/>
-    <w:lsdException w:name="Table Web 1" w:semiHidden="1" w:unhideWhenUsed="1"/>
-    <w:lsdException w:name="Table Web 2" w:semiHidden="1" w:unhideWhenUsed="1"/>
-    <w:lsdException w:name="Table Web 3" w:semiHidden="1" w:unhideWhenUsed="1"/>
-    <w:lsdException w:name="Balloon Text" w:semiHidden="1" w:unhideWhenUsed="1"/>
-    <w:lsdException w:name="Table Grid" w:uiPriority="59"/>
-    <w:lsdException w:name="Table Theme" w:semiHidden="1" w:unhideWhenUsed="1"/>
-    <w:lsdException w:name="Placeholder Text" w:semiHidden="1"/>
-    <w:lsdException w:name="No Spacing" w:uiPriority="1" w:qFormat="1"/>
-    <w:lsdException w:name="Light Shading" w:uiPriority="60"/>
-    <w:lsdException w:name="Light List" w:uiPriority="61"/>
-    <w:lsdException w:name="Light Grid" w:uiPriority="62"/>
-    <w:lsdException w:name="Medium Shading 1" w:uiPriority="63"/>
-    <w:lsdException w:name="Medium Shading 2" w:uiPriority="64"/>
-    <w:lsdException w:name="Medium List 1" w:uiPriority="65"/>
-    <w:lsdException w:name="Medium List 2" w:uiPriority="66"/>
-    <w:lsdException w:name="Medium Grid 1" w:uiPriority="67"/>
-    <w:lsdException w:name="Medium Grid 2" w:uiPriority="68"/>
-    <w:lsdException w:name="Medium Grid 3" w:uiPriority="69"/>
-    <w:lsdException w:name="Dark List" w:uiPriority="70"/>
-    <w:lsdException w:name="Colorful Shading" w:uiPriority="71"/>
-    <w:lsdException w:name="Colorful List" w:uiPriority="72"/>
-    <w:lsdException w:name="Colorful Grid" w:uiPriority="73"/>
-    <w:lsdException w:name="Light Shading Accent 1" w:uiPriority="60"/>
-    <w:lsdException w:name="Light List Accent 1" w:uiPriority="61"/>
-    <w:lsdException w:name="Light Grid Accent 1" w:uiPriority="62"/>
-    <w:lsdException w:name="Medium Shading 1 Accent 1" w:uiPriority="63"/>
-    <w:lsdException w:name="Medium Shading 2 Accent 1" w:uiPriority="64"/>
-    <w:lsdException w:name="Medium List 1 Accent 1" w:uiPriority="65"/>
-    <w:lsdException w:name="Revision" w:semiHidden="1"/>
-    <w:lsdException w:name="List Paragraph" w:uiPriority="34" w:qFormat="1"/>
-    <w:lsdException w:name="Quote" w:uiPriority="29" w:qFormat="1"/>
-    <w:lsdException w:name="Intense Quote" w:uiPriority="30" w:qFormat="1"/>
-    <w:lsdException w:name="Medium List 2 Accent 1" w:uiPriority="66"/>
-    <w:lsdException w:name="Medium Grid 1 Accent 1" w:uiPriority="67"/>
-    <w:lsdException w:name="Medium Grid 2 Accent 1" w:uiPriority="68"/>
-    <w:lsdException w:name="Medium Grid 3 Accent 1" w:uiPriority="69"/>
-    <w:lsdException w:name="Dark List Accent 1" w:uiPriority="70"/>
-    <w:lsdException w:name="Colorful Shading Accent 1" w:uiPriority="71"/>
-    <w:lsdException w:name="Colorful List Accent 1" w:uiPriority="72"/>
-    <w:lsdException w:name="Colorful Grid Accent 1" w:uiPriority="73"/>
-    <w:lsdException w:name="Light Shading Accent 2" w:uiPriority="60"/>
-    <w:lsdException w:name="Light List Accent 2" w:uiPriority="61"/>
-    <w:lsdException w:name="Light Grid Accent 2" w:uiPriority="62"/>
-    <w:lsdException w:name="Medium Shading 1 Accent 2" w:uiPriority="63"/>
-    <w:lsdException w:name="Medium Shading 2 Accent 2" w:uiPriority="64"/>
-    <w:lsdException w:name="Medium List 1 Accent 2" w:uiPriority="65"/>
-    <w:lsdException w:name="Medium List 2 Accent 2" w:uiPriority="66"/>
-    <w:lsdException w:name="Medium Grid 1 Accent 2" w:uiPriority="67"/>
-    <w:lsdException w:name="Medium Grid 2 Accent 2" w:uiPriority="68"/>
-    <w:lsdException w:name="Medium Grid 3 Accent 2" w:uiPriority="69"/>
-    <w:lsdException w:name="Dark List Accent 2" w:uiPriority="70"/>
-    <w:lsdException w:name="Colorful Shading Accent 2" w:uiPriority="71"/>
-    <w:lsdException w:name="Colorful List Accent 2" w:uiPriority="72"/>
-    <w:lsdException w:name="Colorful Grid Accent 2" w:uiPriority="73"/>
-    <w:lsdException w:name="Light Shading Accent 3" w:uiPriority="60"/>
-    <w:lsdException w:name="Light List Accent 3" w:uiPriority="61"/>
-    <w:lsdException w:name="Light Grid Accent 3" w:uiPriority="62"/>
-    <w:lsdException w:name="Medium Shading 1 Accent 3" w:uiPriority="63"/>
-    <w:lsdException w:name="Medium Shading 2 Accent 3" w:uiPriority="64"/>
-    <w:lsdException w:name="Medium List 1 Accent 3" w:uiPriority="65"/>
-    <w:lsdException w:name="Medium List 2 Accent 3" w:uiPriority="66"/>
-    <w:lsdException w:name="Medium Grid 1 Accent 3" w:uiPriority="67"/>
-    <w:lsdException w:name="Medium Grid 2 Accent 3" w:uiPriority="68"/>
-    <w:lsdException w:name="Medium Grid 3 Accent 3" w:uiPriority="69"/>
-    <w:lsdException w:name="Dark List Accent 3" w:uiPriority="70"/>
-    <w:lsdException w:name="Colorful Shading Accent 3" w:uiPriority="71"/>
-    <w:lsdException w:name="Colorful List Accent 3" w:uiPriority="72"/>
-    <w:lsdException w:name="Colorful Grid Accent 3" w:uiPriority="73"/>
-    <w:lsdException w:name="Light Shading Accent 4" w:uiPriority="60"/>
-    <w:lsdException w:name="Light List Accent 4" w:uiPriority="61"/>
-    <w:lsdException w:name="Light Grid Accent 4" w:uiPriority="62"/>
-    <w:lsdException w:name="Medium Shading 1 Accent 4" w:uiPriority="63"/>
-    <w:lsdException w:name="Medium Shading 2 Accent 4" w:uiPriority="64"/>
-    <w:lsdException w:name="Medium List 1 Accent 4" w:uiPriority="65"/>
-    <w:lsdException w:name="Medium List 2 Accent 4" w:uiPriority="66"/>
-    <w:lsdException w:name="Medium Grid 1 Accent 4" w:uiPriority="67"/>
-    <w:lsdException w:name="Medium Grid 2 Accent 4" w:uiPriority="68"/>
-    <w:lsdException w:name="Medium Grid 3 Accent 4" w:uiPriority="69"/>
-    <w:lsdException w:name="Dark List Accent 4" w:uiPriority="70"/>
-    <w:lsdException w:name="Colorful Shading Accent 4" w:uiPriority="71"/>
-    <w:lsdException w:name="Colorful List Accent 4" w:uiPriority="72"/>
-    <w:lsdException w:name="Colorful Grid Accent 4" w:uiPriority="73"/>
-    <w:lsdException w:name="Light Shading Accent 5" w:uiPriority="60"/>
-    <w:lsdException w:name="Light List Accent 5" w:uiPriority="61"/>
-    <w:lsdException w:name="Light Grid Accent 5" w:uiPriority="62"/>
-    <w:lsdException w:name="Medium Shading 1 Accent 5" w:uiPriority="63"/>
-    <w:lsdException w:name="Medium Shading 2 Accent 5" w:uiPriority="64"/>
-    <w:lsdException w:name="Medium List 1 Accent 5" w:uiPriority="65"/>
-    <w:lsdException w:name="Medium List 2 Accent 5" w:uiPriority="66"/>
-    <w:lsdException w:name="Medium Grid 1 Accent 5" w:uiPriority="67"/>
-    <w:lsdException w:name="Medium Grid 2 Accent 5" w:uiPriority="68"/>
-    <w:lsdException w:name="Medium Grid 3 Accent 5" w:uiPriority="69"/>
-    <w:lsdException w:name="Dark List Accent 5" w:uiPriority="70"/>
-    <w:lsdException w:name="Colorful Shading Accent 5" w:uiPriority="71"/>
-    <w:lsdException w:name="Colorful List Accent 5" w:uiPriority="72"/>
-    <w:lsdException w:name="Colorful Grid Accent 5" w:uiPriority="73"/>
-    <w:lsdException w:name="Light Shading Accent 6" w:uiPriority="60"/>
-    <w:lsdException w:name="Light List Accent 6" w:uiPriority="61"/>
-    <w:lsdException w:name="Light Grid Accent 6" w:uiPriority="62"/>
-    <w:lsdException w:name="Medium Shading 1 Accent 6" w:uiPriority="63"/>
-    <w:lsdException w:name="Medium Shading 2 Accent 6" w:uiPriority="64"/>
-    <w:lsdException w:name="Medium List 1 Accent 6" w:uiPriority="65"/>
-    <w:lsdException w:name="Medium List 2 Accent 6" w:uiPriority="66"/>
-    <w:lsdException w:name="Medium Grid 1 Accent 6" w:uiPriority="67"/>
-    <w:lsdException w:name="Medium Grid 2 Accent 6" w:uiPriority="68"/>
-    <w:lsdException w:name="Medium Grid 3 Accent 6" w:uiPriority="69"/>
-    <w:lsdException w:name="Dark List Accent 6" w:uiPriority="70"/>
-    <w:lsdException w:name="Colorful Shading Accent 6" w:uiPriority="71"/>
-    <w:lsdException w:name="Colorful List Accent 6" w:uiPriority="72"/>
-    <w:lsdException w:name="Colorful Grid Accent 6" w:uiPriority="73"/>
-    <w:lsdException w:name="Subtle Emphasis" w:uiPriority="19" w:qFormat="1"/>
-    <w:lsdException w:name="Intense Emphasis" w:uiPriority="21" w:qFormat="1"/>
-    <w:lsdException w:name="Subtle Reference" w:uiPriority="31" w:qFormat="1"/>
-    <w:lsdException w:name="Intense Reference" w:uiPriority="32" w:qFormat="1"/>
-    <w:lsdException w:name="Book Title" w:uiPriority="33" w:qFormat="1"/>
-    <w:lsdException w:name="Bibliography" w:semiHidden="1" w:uiPriority="37" w:unhideWhenUsed="1"/>
-    <w:lsdException w:name="TOC Heading" w:semiHidden="1" w:uiPriority="39" w:unhideWhenUsed="1" w:qFormat="1"/>
-    <w:lsdException w:name="Plain Table 1" w:uiPriority="41"/>
-    <w:lsdException w:name="Plain Table 2" w:uiPriority="42"/>
-    <w:lsdException w:name="Plain Table 3" w:uiPriority="43"/>
-    <w:lsdException w:name="Plain Table 4" w:uiPriority="44"/>
-    <w:lsdException w:name="Plain Table 5" w:uiPriority="45"/>
-    <w:lsdException w:name="Grid Table Light" w:uiPriority="40"/>
-    <w:lsdException w:name="Grid Table 1 Light" w:uiPriority="46"/>
-    <w:lsdException w:name="Grid Table 2" w:uiPriority="47"/>
-    <w:lsdException w:name="Grid Table 3" w:uiPriority="48"/>
-    <w:lsdException w:name="Grid Table 4" w:uiPriority="49"/>
-    <w:lsdException w:name="Grid Table 5 Dark" w:uiPriority="50"/>
-    <w:lsdException w:name="Grid Table 6 Colorful" w:uiPriority="51"/>
-    <w:lsdException w:name="Grid Table 7 Colorful" w:uiPriority="52"/>
-    <w:lsdException w:name="Grid Table 1 Light Accent 1" w:uiPriority="46"/>
-    <w:lsdException w:name="Grid Table 2 Accent 1" w:uiPriority="47"/>
-    <w:lsdException w:name="Grid Table 3 Accent 1" w:uiPriority="48"/>
-    <w:lsdException w:name="Grid Table 4 Accent 1" w:uiPriority="49"/>
-    <w:lsdException w:name="Grid Table 5 Dark Accent 1" w:uiPriority="50"/>
-    <w:lsdException w:name="Grid Table 6 Colorful Accent 1" w:uiPriority="51"/>
-    <w:lsdException w:name="Grid Table 7 Colorful Accent 1" w:uiPriority="52"/>
-    <w:lsdException w:name="Grid Table 1 Light Accent 2" w:uiPriority="46"/>
-    <w:lsdException w:name="Grid Table 2 Accent 2" w:uiPriority="47"/>
-    <w:lsdException w:name="Grid Table 3 Accent 2" w:uiPriority="48"/>
-    <w:lsdException w:name="Grid Table 4 Accent 2" w:uiPriority="49"/>
-    <w:lsdException w:name="Grid Table 5 Dark Accent 2" w:uiPriority="50"/>
-    <w:lsdException w:name="Grid Table 6 Colorful Accent 2" w:uiPriority="51"/>
-    <w:lsdException w:name="Grid Table 7 Colorful Accent 2" w:uiPriority="52"/>
-    <w:lsdException w:name="Grid Table 1 Light Accent 3" w:uiPriority="46"/>
-    <w:lsdException w:name="Grid Table 2 Accent 3" w:uiPriority="47"/>
-    <w:lsdException w:name="Grid Table 3 Accent 3" w:uiPriority="48"/>
-    <w:lsdException w:name="Grid Table 4 Accent 3" w:uiPriority="49"/>
-    <w:lsdException w:name="Grid Table 5 Dark Accent 3" w:uiPriority="50"/>
-    <w:lsdException w:name="Grid Table 6 Colorful Accent 3" w:uiPriority="51"/>
-    <w:lsdException w:name="Grid Table 7 Colorful Accent 3" w:uiPriority="52"/>
-    <w:lsdException w:name="Grid Table 1 Light Accent 4" w:uiPriority="46"/>
-    <w:lsdException w:name="Grid Table 2 Accent 4" w:uiPriority="47"/>
-    <w:lsdException w:name="Grid Table 3 Accent 4" w:uiPriority="48"/>
-    <w:lsdException w:name="Grid Table 4 Accent 4" w:uiPriority="49"/>
-    <w:lsdException w:name="Grid Table 5 Dark Accent 4" w:uiPriority="50"/>
-    <w:lsdException w:name="Grid Table 6 Colorful Accent 4" w:uiPriority="51"/>
-    <w:lsdException w:name="Grid Table 7 Colorful Accent 4" w:uiPriority="52"/>
-    <w:lsdException w:name="Grid Table 1 Light Accent 5" w:uiPriority="46"/>
-    <w:lsdException w:name="Grid Table 2 Accent 5" w:uiPriority="47"/>
-    <w:lsdException w:name="Grid Table 3 Accent 5" w:uiPriority="48"/>
-    <w:lsdException w:name="Grid Table 4 Accent 5" w:uiPriority="49"/>
-    <w:lsdException w:name="Grid Table 5 Dark Accent 5" w:uiPriority="50"/>
-    <w:lsdException w:name="Grid Table 6 Colorful Accent 5" w:uiPriority="51"/>
-    <w:lsdException w:name="Grid Table 7 Colorful Accent 5" w:uiPriority="52"/>
-    <w:lsdException w:name="Grid Table 1 Light Accent 6" w:uiPriority="46"/>
-    <w:lsdException w:name="Grid Table 2 Accent 6" w:uiPriority="47"/>
-    <w:lsdException w:name="Grid Table 3 Accent 6" w:uiPriority="48"/>
-    <w:lsdException w:name="Grid Table 4 Accent 6" w:uiPriority="49"/>
-    <w:lsdException w:name="Grid Table 5 Dark Accent 6" w:uiPriority="50"/>
-    <w:lsdException w:name="Grid Table 6 Colorful Accent 6" w:uiPriority="51"/>
-    <w:lsdException w:name="Grid Table 7 Colorful Accent 6" w:uiPriority="52"/>
-    <w:lsdException w:name="List Table 1 Light" w:uiPriority="46"/>
-    <w:lsdException w:name="List Table 2" w:uiPriority="47"/>
-    <w:lsdException w:name="List Table 3" w:uiPriority="48"/>
-    <w:lsdException w:name="List Table 4" w:uiPriority="49"/>
-    <w:lsdException w:name="List Table 5 Dark" w:uiPriority="50"/>
-    <w:lsdException w:name="List Table 6 Colorful" w:uiPriority="51"/>
-    <w:lsdException w:name="List Table 7 Colorful" w:uiPriority="52"/>
-    <w:lsdException w:name="List Table 1 Light Accent 1" w:uiPriority="46"/>
-    <w:lsdException w:name="List Table 2 Accent 1" w:uiPriority="47"/>
-    <w:lsdException w:name="List Table 3 Accent 1" w:uiPriority="48"/>
-    <w:lsdException w:name="List Table 4 Accent 1" w:uiPriority="49"/>
-    <w:lsdException w:name="List Table 5 Dark Accent 1" w:uiPriority="50"/>
-    <w:lsdException w:name="List Table 6 Colorful Accent 1" w:uiPriority="51"/>
-    <w:lsdException w:name="List Table 7 Colorful Accent 1" w:uiPriority="52"/>
-    <w:lsdException w:name="List Table 1 Light Accent 2" w:uiPriority="46"/>
-    <w:lsdException w:name="List Table 2 Accent 2" w:uiPriority="47"/>
-    <w:lsdException w:name="List Table 3 Accent 2" w:uiPriority="48"/>
-    <w:lsdException w:name="List Table 4 Accent 2" w:uiPriority="49"/>
-    <w:lsdException w:name="List Table 5 Dark Accent 2" w:uiPriority="50"/>
-    <w:lsdException w:name="List Table 6 Colorful Accent 2" w:uiPriority="51"/>
-    <w:lsdException w:name="List Table 7 Colorful Accent 2" w:uiPriority="52"/>
-    <w:lsdException w:name="List Table 1 Light Accent 3" w:uiPriority="46"/>
-    <w:lsdException w:name="List Table 2 Accent 3" w:uiPriority="47"/>
-    <w:lsdException w:name="List Table 3 Accent 3" w:uiPriority="48"/>
-    <w:lsdException w:name="List Table 4 Accent 3" w:uiPriority="49"/>
-    <w:lsdException w:name="List Table 5 Dark Accent 3" w:uiPriority="50"/>
-    <w:lsdException w:name="List Table 6 Colorful Accent 3" w:uiPriority="51"/>
-    <w:lsdException w:name="List Table 7 Colorful Accent 3" w:uiPriority="52"/>
-    <w:lsdException w:name="List Table 1 Light Accent 4" w:uiPriority="46"/>
-    <w:lsdException w:name="List Table 2 Accent 4" w:uiPriority="47"/>
-    <w:lsdException w:name="List Table 3 Accent 4" w:uiPriority="48"/>
-    <w:lsdException w:name="List Table 4 Accent 4" w:uiPriority="49"/>
-    <w:lsdException w:name="List Table 5 Dark Accent 4" w:uiPriority="50"/>
-    <w:lsdException w:name="List Table 6 Colorful Accent 4" w:uiPriority="51"/>
-    <w:lsdException w:name="List Table 7 Colorful Accent 4" w:uiPriority="52"/>
-    <w:lsdException w:name="List Table 1 Light Accent 5" w:uiPriority="46"/>
-    <w:lsdException w:name="List Table 2 Accent 5" w:uiPriority="47"/>
-    <w:lsdException w:name="List Table 3 Accent 5" w:uiPriority="48"/>
-    <w:lsdException w:name="List Table 4 Accent 5" w:uiPriority="49"/>
-    <w:lsdException w:name="List Table 5 Dark Accent 5" w:uiPriority="50"/>
-    <w:lsdException w:name="List Table 6 Colorful Accent 5" w:uiPriority="51"/>
-    <w:lsdException w:name="List Table 7 Colorful Accent 5" w:uiPriority="52"/>
-    <w:lsdException w:name="List Table 1 Light Accent 6" w:uiPriority="46"/>
-    <w:lsdException w:name="List Table 2 Accent 6" w:uiPriority="47"/>
-    <w:lsdException w:name="List Table 3 Accent 6" w:uiPriority="48"/>
-    <w:lsdException w:name="List Table 4 Accent 6" w:uiPriority="49"/>
-    <w:lsdException w:name="List Table 5 Dark Accent 6" w:uiPriority="50"/>
-    <w:lsdException w:name="List Table 6 Colorful Accent 6" w:uiPriority="51"/>
-    <w:lsdException w:name="List Table 7 Colorful Accent 6" w:uiPriority="52"/>
-    <w:lsdException w:name="Mention" w:semiHidden="1" w:unhideWhenUsed="1"/>
-    <w:lsdException w:name="Smart Hyperlink" w:semiHidden="1" w:unhideWhenUsed="1"/>
-    <w:lsdException w:name="Hashtag" w:semiHidden="1" w:unhideWhenUsed="1"/>
-    <w:lsdException w:name="Unresolved Mention" w:semiHidden="1" w:unhideWhenUsed="1"/>
-    <w:lsdException w:name="Smart Link" w:semiHidden="1" w:unhideWhenUsed="1"/>
-  </w:latentStyles>
-  <w:style w:type="paragraph" w:default="1" w:styleId="Normal">
-    <w:name w:val="Normal"/>
-    <w:aliases w:val="Subhead"/>
-    <w:qFormat/>
-    <w:rsid w:val="00437EFB"/>
-    <w:rPr>
-      <w:rFonts w:ascii="Inter" w:eastAsiaTheme="minorEastAsia" w:hAnsi="Inter"/>
-      <w:color w:val="009845" w:themeColor="accent1"/>
-    </w:rPr>
-  </w:style>
-  <w:style w:type="paragraph" w:styleId="Heading2">
-    <w:name w:val="heading 2"/>
-    <w:basedOn w:val="BodyP"/>
-    <w:next w:val="Normal"/>
-    <w:link w:val="Heading2Char"/>
-    <w:uiPriority w:val="9"/>
-    <w:unhideWhenUsed/>
-    <w:qFormat/>
-    <w:rsid w:val="00CF335B"/>
-    <w:pPr>
-      <w:spacing w:before="360" w:after="100" w:afterAutospacing="1" w:line="240" w:lineRule="auto"/>
-      <w:outlineLvl w:val="1"/>
-    </w:pPr>
-    <w:rPr>
-      <w:b/>
-      <w:bCs/>
-      <w:color w:val="FFFFFF" w:themeColor="background1"/>
-    </w:rPr>
-  </w:style>
-  <w:style w:type="character" w:default="1" w:styleId="DefaultParagraphFont">
-    <w:name w:val="Default Paragraph Font"/>
-    <w:uiPriority w:val="1"/>
-    <w:semiHidden/>
-    <w:unhideWhenUsed/>
-  </w:style>
-  <w:style w:type="table" w:default="1" w:styleId="TableNormal">
-    <w:name w:val="Normal Table"/>
-    <w:uiPriority w:val="99"/>
-    <w:semiHidden/>
-    <w:unhideWhenUsed/>
-    <w:tblPr>
-      <w:tblInd w:w="0" w:type="dxa"/>
-      <w:tblCellMar>
-        <w:top w:w="0" w:type="dxa"/>
-        <w:left w:w="108" w:type="dxa"/>
-        <w:bottom w:w="0" w:type="dxa"/>
-        <w:right w:w="108" w:type="dxa"/>
-      </w:tblCellMar>
-    </w:tblPr>
-  </w:style>
-  <w:style w:type="numbering" w:default="1" w:styleId="NoList">
-    <w:name w:val="No List"/>
-    <w:uiPriority w:val="99"/>
-    <w:semiHidden/>
-    <w:unhideWhenUsed/>
-  </w:style>
-  <w:style w:type="paragraph" w:styleId="Header">
-    <w:name w:val="header"/>
-    <w:basedOn w:val="Normal"/>
-    <w:link w:val="HeaderChar"/>
-    <w:uiPriority w:val="99"/>
-    <w:unhideWhenUsed/>
-    <w:rsid w:val="004135D2"/>
-    <w:pPr>
-      <w:tabs>
-        <w:tab w:val="center" w:pos="4680"/>
-        <w:tab w:val="right" w:pos="9360"/>
-      </w:tabs>
-    </w:pPr>
-  </w:style>
-  <w:style w:type="character" w:customStyle="1" w:styleId="HeaderChar">
-    <w:name w:val="Header Char"/>
-    <w:basedOn w:val="DefaultParagraphFont"/>
-    <w:link w:val="Header"/>
-    <w:uiPriority w:val="99"/>
-    <w:rsid w:val="004135D2"/>
-    <w:rPr>
-      <w:rFonts w:eastAsiaTheme="minorEastAsia"/>
-    </w:rPr>
-  </w:style>
-  <w:style w:type="paragraph" w:styleId="Footer">
-    <w:name w:val="footer"/>
-    <w:basedOn w:val="Normal"/>
-    <w:link w:val="FooterChar"/>
-    <w:uiPriority w:val="99"/>
-    <w:unhideWhenUsed/>
-    <w:rsid w:val="004135D2"/>
-    <w:pPr>
-      <w:tabs>
-        <w:tab w:val="center" w:pos="4680"/>
-        <w:tab w:val="right" w:pos="9360"/>
-      </w:tabs>
-    </w:pPr>
-  </w:style>
-  <w:style w:type="character" w:customStyle="1" w:styleId="FooterChar">
-    <w:name w:val="Footer Char"/>
-    <w:basedOn w:val="DefaultParagraphFont"/>
-    <w:link w:val="Footer"/>
-    <w:uiPriority w:val="99"/>
-    <w:rsid w:val="004135D2"/>
-    <w:rPr>
-      <w:rFonts w:eastAsiaTheme="minorEastAsia"/>
-    </w:rPr>
-  </w:style>
-  <w:style w:type="paragraph" w:customStyle="1" w:styleId="Sectiontype">
-    <w:name w:val="Section type"/>
-    <w:basedOn w:val="Normal"/>
-    <w:qFormat/>
-    <w:rsid w:val="00E52BED"/>
-    <w:pPr>
-      <w:tabs>
-        <w:tab w:val="right" w:pos="10080"/>
-      </w:tabs>
-      <w:suppressAutoHyphens/>
-      <w:autoSpaceDE w:val="0"/>
-      <w:autoSpaceDN w:val="0"/>
-      <w:adjustRightInd w:val="0"/>
-      <w:spacing w:before="600" w:after="240" w:line="480" w:lineRule="auto"/>
-      <w:textAlignment w:val="center"/>
-    </w:pPr>
-    <w:rPr>
-      <w:rFonts w:ascii="Arial" w:eastAsiaTheme="minorHAnsi" w:hAnsi="Arial" w:cs="Source Sans Pro Light"/>
-      <w:b/>
-      <w:noProof/>
-      <w:color w:val="FFFFFF" w:themeColor="background1"/>
-      <w:spacing w:val="40"/>
-      <w:kern w:val="0"/>
-      <w:sz w:val="20"/>
-      <w:szCs w:val="20"/>
-      <w14:ligatures w14:val="none"/>
-    </w:rPr>
-  </w:style>
-  <w:style w:type="paragraph" w:styleId="TOC1">
-    <w:name w:val="toc 1"/>
-    <w:basedOn w:val="Normal"/>
-    <w:next w:val="Normal"/>
-    <w:autoRedefine/>
-    <w:uiPriority w:val="39"/>
-    <w:unhideWhenUsed/>
-    <w:rsid w:val="00B41EC6"/>
-    <w:pPr>
-      <w:tabs>
-        <w:tab w:val="right" w:pos="10080"/>
-      </w:tabs>
-      <w:suppressAutoHyphens/>
-      <w:autoSpaceDE w:val="0"/>
-      <w:autoSpaceDN w:val="0"/>
-      <w:adjustRightInd w:val="0"/>
-      <w:spacing w:before="240" w:line="276" w:lineRule="auto"/>
-      <w:textAlignment w:val="center"/>
-    </w:pPr>
-    <w:rPr>
-      <w:rFonts w:eastAsiaTheme="minorHAnsi" w:cs="Source Sans Pro Light"/>
-      <w:color w:val="54565A"/>
-      <w:kern w:val="0"/>
-      <w:sz w:val="28"/>
-      <w:szCs w:val="36"/>
-      <w:u w:val="single"/>
-      <w14:ligatures w14:val="none"/>
-    </w:rPr>
-  </w:style>
-  <w:style w:type="character" w:styleId="PageNumber">
-    <w:name w:val="page number"/>
-    <w:basedOn w:val="DefaultParagraphFont"/>
-    <w:uiPriority w:val="99"/>
-    <w:semiHidden/>
-    <w:unhideWhenUsed/>
-    <w:rsid w:val="00003DD4"/>
-  </w:style>
-  <w:style w:type="paragraph" w:customStyle="1" w:styleId="BodyP">
-    <w:name w:val="Body P"/>
-    <w:basedOn w:val="Normal"/>
-    <w:qFormat/>
-    <w:rsid w:val="00DF103C"/>
-    <w:pPr>
-      <w:suppressAutoHyphens/>
-      <w:autoSpaceDE w:val="0"/>
-      <w:autoSpaceDN w:val="0"/>
-      <w:adjustRightInd w:val="0"/>
-      <w:spacing w:before="200" w:after="240" w:line="360" w:lineRule="auto"/>
-      <w:textAlignment w:val="center"/>
-    </w:pPr>
-    <w:rPr>
-      <w:rFonts w:eastAsiaTheme="minorHAnsi" w:cs="Source Sans Pro"/>
-      <w:color w:val="454659" w:themeColor="text1"/>
-      <w:kern w:val="0"/>
-      <w:sz w:val="21"/>
-      <w:szCs w:val="21"/>
-      <w14:ligatures w14:val="none"/>
-    </w:rPr>
-  </w:style>
-  <w:style w:type="paragraph" w:customStyle="1" w:styleId="Bullets1">
-    <w:name w:val="Bullets 1"/>
-    <w:basedOn w:val="BodyP"/>
-    <w:qFormat/>
-    <w:rsid w:val="00DF103C"/>
-    <w:pPr>
-      <w:numPr>
-        <w:numId w:val="1"/>
-      </w:numPr>
-      <w:spacing w:after="120"/>
-    </w:pPr>
-    <w:rPr>
-      <w:szCs w:val="22"/>
-    </w:rPr>
-  </w:style>
-  <w:style w:type="character" w:customStyle="1" w:styleId="normaltextrun">
-    <w:name w:val="normaltextrun"/>
-    <w:basedOn w:val="DefaultParagraphFont"/>
-    <w:rsid w:val="00A72D33"/>
-  </w:style>
-  <w:style w:type="paragraph" w:customStyle="1" w:styleId="Intro">
-    <w:name w:val="Intro"/>
-    <w:basedOn w:val="Normal"/>
-    <w:qFormat/>
-    <w:rsid w:val="00DF103C"/>
-    <w:pPr>
-      <w:suppressAutoHyphens/>
-      <w:autoSpaceDE w:val="0"/>
-      <w:autoSpaceDN w:val="0"/>
-      <w:adjustRightInd w:val="0"/>
-      <w:spacing w:after="120" w:line="360" w:lineRule="auto"/>
-      <w:textAlignment w:val="center"/>
-    </w:pPr>
-    <w:rPr>
-      <w:rFonts w:eastAsiaTheme="minorHAnsi" w:cs="Times New Roman (Body CS)"/>
-      <w:b/>
-      <w:bCs/>
-      <w:kern w:val="0"/>
-      <w:sz w:val="36"/>
-      <w:szCs w:val="36"/>
-      <w14:ligatures w14:val="none"/>
-    </w:rPr>
-  </w:style>
-  <w:style w:type="paragraph" w:styleId="ListParagraph">
-    <w:name w:val="List Paragraph"/>
-    <w:basedOn w:val="Normal"/>
-    <w:uiPriority w:val="34"/>
-    <w:qFormat/>
-    <w:rsid w:val="00703498"/>
-    <w:pPr>
-      <w:ind w:left="720"/>
-      <w:contextualSpacing/>
-    </w:pPr>
-  </w:style>
-  <w:style w:type="table" w:styleId="TableGrid">
-    <w:name w:val="Table Grid"/>
-    <w:basedOn w:val="TableNormal"/>
-    <w:uiPriority w:val="59"/>
-    <w:rsid w:val="007E4CE3"/>
-    <w:rPr>
-      <w:kern w:val="0"/>
-      <w14:ligatures w14:val="none"/>
-    </w:rPr>
-    <w:tblPr>
-      <w:tblBorders>
-        <w:top w:val="single" w:sz="4" w:space="0" w:color="auto"/>
-        <w:left w:val="single" w:sz="4" w:space="0" w:color="auto"/>
-        <w:bottom w:val="single" w:sz="4" w:space="0" w:color="auto"/>
-        <w:right w:val="single" w:sz="4" w:space="0" w:color="auto"/>
-        <w:insideH w:val="single" w:sz="4" w:space="0" w:color="auto"/>
-        <w:insideV w:val="single" w:sz="4" w:space="0" w:color="auto"/>
-      </w:tblBorders>
-    </w:tblPr>
-  </w:style>
-  <w:style w:type="paragraph" w:customStyle="1" w:styleId="spacer">
-    <w:name w:val="spacer"/>
-    <w:basedOn w:val="Normal"/>
-    <w:uiPriority w:val="99"/>
-    <w:qFormat/>
-    <w:rsid w:val="007E4CE3"/>
-    <w:pPr>
-      <w:tabs>
-        <w:tab w:val="center" w:pos="4680"/>
-        <w:tab w:val="right" w:pos="9360"/>
-      </w:tabs>
-    </w:pPr>
-    <w:rPr>
-      <w:rFonts w:eastAsiaTheme="minorHAnsi"/>
-      <w:color w:val="454659" w:themeColor="text1"/>
-      <w:kern w:val="0"/>
-      <w:sz w:val="2"/>
-      <w:szCs w:val="2"/>
-      <w14:ligatures w14:val="none"/>
-    </w:rPr>
-  </w:style>
-  <w:style w:type="paragraph" w:customStyle="1" w:styleId="SidebarBody">
-    <w:name w:val="Sidebar Body"/>
-    <w:basedOn w:val="Normal"/>
-    <w:link w:val="SidebarBodyChar"/>
-    <w:qFormat/>
-    <w:rsid w:val="007E4CE3"/>
-    <w:pPr>
-      <w:framePr w:hSpace="180" w:wrap="around" w:vAnchor="text" w:hAnchor="text" w:x="6840" w:y="1"/>
-      <w:spacing w:after="120" w:line="240" w:lineRule="atLeast"/>
-      <w:ind w:left="288" w:right="58"/>
-      <w:suppressOverlap/>
-    </w:pPr>
-    <w:rPr>
-      <w:rFonts w:eastAsiaTheme="minorHAnsi"/>
-      <w:color w:val="93579C" w:themeColor="accent6"/>
-      <w:kern w:val="0"/>
-      <w:sz w:val="18"/>
-      <w:szCs w:val="20"/>
-      <w14:ligatures w14:val="none"/>
-    </w:rPr>
-  </w:style>
-  <w:style w:type="character" w:customStyle="1" w:styleId="SidebarBodyChar">
-    <w:name w:val="Sidebar Body Char"/>
-    <w:basedOn w:val="DefaultParagraphFont"/>
-    <w:link w:val="SidebarBody"/>
-    <w:rsid w:val="007E4CE3"/>
-    <w:rPr>
-      <w:color w:val="93579C" w:themeColor="accent6"/>
-      <w:kern w:val="0"/>
-      <w:sz w:val="18"/>
-      <w:szCs w:val="20"/>
-      <w14:ligatures w14:val="none"/>
-    </w:rPr>
-  </w:style>
-  <w:style w:type="paragraph" w:customStyle="1" w:styleId="SidebarHeading1">
-    <w:name w:val="Sidebar Heading 1"/>
-    <w:basedOn w:val="SidebarBody"/>
-    <w:next w:val="SidebarBody"/>
-    <w:link w:val="SidebarHeading1Char"/>
-    <w:qFormat/>
-    <w:rsid w:val="007E4CE3"/>
-    <w:pPr>
-      <w:framePr w:wrap="around"/>
-      <w:spacing w:before="120" w:after="240"/>
-    </w:pPr>
-    <w:rPr>
-      <w:rFonts w:cstheme="minorHAnsi"/>
-      <w:b/>
-      <w:sz w:val="24"/>
-      <w:szCs w:val="24"/>
-    </w:rPr>
-  </w:style>
-  <w:style w:type="character" w:customStyle="1" w:styleId="SidebarHeading1Char">
-    <w:name w:val="Sidebar Heading 1 Char"/>
-    <w:basedOn w:val="DefaultParagraphFont"/>
-    <w:link w:val="SidebarHeading1"/>
-    <w:rsid w:val="007E4CE3"/>
-    <w:rPr>
-      <w:rFonts w:cstheme="minorHAnsi"/>
-      <w:b/>
-      <w:color w:val="93579C" w:themeColor="accent6"/>
-      <w:kern w:val="0"/>
-      <w14:ligatures w14:val="none"/>
-    </w:rPr>
-  </w:style>
-  <w:style w:type="character" w:customStyle="1" w:styleId="Heading2Char">
-    <w:name w:val="Heading 2 Char"/>
-    <w:basedOn w:val="DefaultParagraphFont"/>
-    <w:link w:val="Heading2"/>
-    <w:uiPriority w:val="9"/>
-    <w:rsid w:val="00CF335B"/>
-    <w:rPr>
-      <w:rFonts w:ascii="Arial" w:hAnsi="Arial" w:cs="Source Sans Pro"/>
-      <w:b/>
-      <w:bCs/>
-      <w:color w:val="FFFFFF" w:themeColor="background1"/>
-      <w:kern w:val="0"/>
-      <w:sz w:val="22"/>
-      <w:szCs w:val="22"/>
-      <w14:ligatures w14:val="none"/>
-    </w:rPr>
-  </w:style>
-  <w:style w:type="paragraph" w:customStyle="1" w:styleId="SidebarListBullet">
-    <w:name w:val="Sidebar List Bullet"/>
-    <w:basedOn w:val="Normal"/>
-    <w:next w:val="Normal"/>
-    <w:link w:val="SidebarListBulletChar"/>
-    <w:qFormat/>
-    <w:rsid w:val="000C317D"/>
-    <w:pPr>
-      <w:framePr w:hSpace="180" w:wrap="around" w:vAnchor="text" w:hAnchor="text" w:x="6840" w:y="1"/>
-      <w:numPr>
-        <w:numId w:val="3"/>
-      </w:numPr>
-      <w:spacing w:before="80" w:after="80" w:line="200" w:lineRule="atLeast"/>
-      <w:ind w:left="540" w:hanging="180"/>
-      <w:contextualSpacing/>
-      <w:suppressOverlap/>
-    </w:pPr>
-    <w:rPr>
-      <w:rFonts w:eastAsiaTheme="minorHAnsi"/>
-      <w:bCs/>
-      <w:color w:val="93579C" w:themeColor="accent6"/>
-      <w:kern w:val="0"/>
-      <w:sz w:val="18"/>
-      <w:szCs w:val="20"/>
-      <w14:ligatures w14:val="none"/>
-    </w:rPr>
-  </w:style>
-  <w:style w:type="character" w:customStyle="1" w:styleId="SidebarListBulletChar">
-    <w:name w:val="Sidebar List Bullet Char"/>
-    <w:basedOn w:val="DefaultParagraphFont"/>
-    <w:link w:val="SidebarListBullet"/>
-    <w:rsid w:val="000C317D"/>
-    <w:rPr>
-      <w:bCs/>
-      <w:color w:val="93579C" w:themeColor="accent6"/>
-      <w:kern w:val="0"/>
-      <w:sz w:val="18"/>
-      <w:szCs w:val="20"/>
-      <w14:ligatures w14:val="none"/>
-    </w:rPr>
-  </w:style>
-  <w:style w:type="paragraph" w:customStyle="1" w:styleId="SidebarHeading2">
-    <w:name w:val="Sidebar Heading 2"/>
-    <w:basedOn w:val="SidebarHeading1"/>
-    <w:qFormat/>
-    <w:rsid w:val="000C317D"/>
-    <w:pPr>
-      <w:framePr w:wrap="around"/>
-      <w:spacing w:before="180" w:after="120"/>
-    </w:pPr>
-    <w:rPr>
-      <w:sz w:val="18"/>
-      <w:szCs w:val="18"/>
-    </w:rPr>
-  </w:style>
-  <w:style w:type="paragraph" w:customStyle="1" w:styleId="SidebarQuote">
-    <w:name w:val="Sidebar Quote"/>
-    <w:basedOn w:val="SidebarBody"/>
-    <w:qFormat/>
-    <w:rsid w:val="000C317D"/>
-    <w:pPr>
-      <w:framePr w:wrap="around"/>
-      <w:spacing w:after="0" w:line="360" w:lineRule="auto"/>
-      <w:ind w:hanging="14"/>
-    </w:pPr>
-    <w:rPr>
-      <w:color w:val="10CFC9" w:themeColor="accent2"/>
-      <w:sz w:val="24"/>
-      <w:szCs w:val="24"/>
-    </w:rPr>
-  </w:style>
-  <w:style w:type="paragraph" w:customStyle="1" w:styleId="BasicParagraph">
-    <w:name w:val="[Basic Paragraph]"/>
-    <w:basedOn w:val="Normal"/>
-    <w:uiPriority w:val="99"/>
-    <w:rsid w:val="0063694C"/>
-    <w:pPr>
-      <w:suppressAutoHyphens/>
-      <w:autoSpaceDE w:val="0"/>
-      <w:autoSpaceDN w:val="0"/>
-      <w:adjustRightInd w:val="0"/>
-      <w:spacing w:line="384" w:lineRule="atLeast"/>
-      <w:textAlignment w:val="center"/>
-    </w:pPr>
-    <w:rPr>
-      <w:rFonts w:ascii="Source Sans Pro" w:eastAsiaTheme="minorHAnsi" w:hAnsi="Source Sans Pro" w:cs="Source Sans Pro"/>
-      <w:color w:val="0C2332"/>
-      <w:kern w:val="0"/>
-      <w:sz w:val="22"/>
-      <w:lang w:bidi="gu-IN"/>
-      <w14:ligatures w14:val="none"/>
-    </w:rPr>
-  </w:style>
-  <w:style w:type="paragraph" w:styleId="BodyText">
-    <w:name w:val="Body Text"/>
-    <w:basedOn w:val="Normal"/>
-    <w:link w:val="BodyTextChar"/>
-    <w:uiPriority w:val="1"/>
-    <w:qFormat/>
-    <w:rsid w:val="0063694C"/>
-    <w:pPr>
-      <w:widowControl w:val="0"/>
-      <w:autoSpaceDE w:val="0"/>
-      <w:autoSpaceDN w:val="0"/>
-    </w:pPr>
-    <w:rPr>
-      <w:rFonts w:eastAsia="Inter" w:cs="Inter"/>
-      <w:color w:val="auto"/>
-      <w:kern w:val="0"/>
-      <w:sz w:val="20"/>
-      <w:szCs w:val="20"/>
-      <w14:ligatures w14:val="none"/>
-    </w:rPr>
-  </w:style>
-  <w:style w:type="character" w:customStyle="1" w:styleId="BodyTextChar">
-    <w:name w:val="Body Text Char"/>
-    <w:basedOn w:val="DefaultParagraphFont"/>
-    <w:link w:val="BodyText"/>
-    <w:uiPriority w:val="1"/>
-    <w:rsid w:val="0063694C"/>
-    <w:rPr>
-      <w:rFonts w:ascii="Inter" w:eastAsia="Inter" w:hAnsi="Inter" w:cs="Inter"/>
-      <w:kern w:val="0"/>
-      <w:sz w:val="20"/>
-      <w:szCs w:val="20"/>
-      <w14:ligatures w14:val="none"/>
-    </w:rPr>
-  </w:style>
-  <w:style w:type="character" w:customStyle="1" w:styleId="CopySmall">
-    <w:name w:val="Copy Small"/>
-    <w:basedOn w:val="DefaultParagraphFont"/>
-    <w:uiPriority w:val="99"/>
-    <w:rsid w:val="0063694C"/>
-    <w:rPr>
-      <w:rFonts w:ascii="Inter" w:hAnsi="Inter" w:cs="Inter"/>
-      <w:outline/>
-      <w:spacing w:val="-2"/>
-      <w:sz w:val="18"/>
-      <w:szCs w:val="18"/>
-    </w:rPr>
-  </w:style>
-  <w:style w:type="character" w:customStyle="1" w:styleId="Footnotes">
-    <w:name w:val="Footnotes"/>
-    <w:basedOn w:val="DefaultParagraphFont"/>
-    <w:uiPriority w:val="99"/>
-    <w:rsid w:val="0063694C"/>
-    <w:rPr>
-      <w:rFonts w:ascii="Inter" w:hAnsi="Inter" w:cs="Inter"/>
-      <w:outline/>
-      <w:spacing w:val="0"/>
-      <w:sz w:val="10"/>
-      <w:szCs w:val="10"/>
-    </w:rPr>
-  </w:style>
-  <w:style w:type="character" w:styleId="Hyperlink">
-    <w:name w:val="Hyperlink"/>
-    <w:basedOn w:val="DefaultParagraphFont"/>
-    <w:uiPriority w:val="99"/>
-    <w:unhideWhenUsed/>
-    <w:rsid w:val="001D12C4"/>
-    <w:rPr>
-      <w:color w:val="009845" w:themeColor="hyperlink"/>
-      <w:u w:val="single"/>
-    </w:rPr>
-  </w:style>
-  <w:style w:type="character" w:styleId="UnresolvedMention">
-    <w:name w:val="Unresolved Mention"/>
-    <w:basedOn w:val="DefaultParagraphFont"/>
-    <w:uiPriority w:val="99"/>
-    <w:semiHidden/>
-    <w:unhideWhenUsed/>
-    <w:rsid w:val="001D12C4"/>
-    <w:rPr>
-      <w:color w:val="605E5C"/>
-      <w:shd w:val="clear" w:color="auto" w:fill="E1DFDD"/>
-    </w:rPr>
-  </w:style>
 </w:styles>
 </file>